--- a/Sliding Window.docx
+++ b/Sliding Window.docx
@@ -210,7 +210,6 @@
         </w:rPr>
         <w:t xml:space="preserve"> </w:t>
       </w:r>
-      <w:proofErr w:type="spellStart"/>
       <w:r>
         <w:rPr>
           <w:rFonts w:ascii="Consolas" w:eastAsia="Times New Roman" w:hAnsi="Consolas" w:cs="Times New Roman"/>
@@ -223,7 +222,6 @@
         </w:rPr>
         <w:t>boolean</w:t>
       </w:r>
-      <w:proofErr w:type="spellEnd"/>
       <w:r>
         <w:rPr>
           <w:rFonts w:ascii="Consolas" w:eastAsia="Times New Roman" w:hAnsi="Consolas" w:cs="Times New Roman"/>
@@ -236,7 +234,6 @@
         </w:rPr>
         <w:t xml:space="preserve"> </w:t>
       </w:r>
-      <w:proofErr w:type="spellStart"/>
       <w:r>
         <w:rPr>
           <w:rFonts w:ascii="Consolas" w:eastAsia="Times New Roman" w:hAnsi="Consolas" w:cs="Times New Roman"/>
@@ -249,7 +246,6 @@
         </w:rPr>
         <w:t>containsNearbyDuplicate</w:t>
       </w:r>
-      <w:proofErr w:type="spellEnd"/>
       <w:r>
         <w:rPr>
           <w:rFonts w:ascii="Consolas" w:eastAsia="Times New Roman" w:hAnsi="Consolas" w:cs="Times New Roman"/>
@@ -286,7 +282,6 @@
         </w:rPr>
         <w:t xml:space="preserve">[] </w:t>
       </w:r>
-      <w:proofErr w:type="spellStart"/>
       <w:r>
         <w:rPr>
           <w:rFonts w:ascii="Consolas" w:eastAsia="Times New Roman" w:hAnsi="Consolas" w:cs="Times New Roman"/>
@@ -299,7 +294,6 @@
         </w:rPr>
         <w:t>nums</w:t>
       </w:r>
-      <w:proofErr w:type="spellEnd"/>
       <w:r>
         <w:rPr>
           <w:rFonts w:ascii="Consolas" w:eastAsia="Times New Roman" w:hAnsi="Consolas" w:cs="Times New Roman"/>
@@ -416,7 +410,6 @@
         </w:rPr>
         <w:t>&lt;</w:t>
       </w:r>
-      <w:proofErr w:type="spellStart"/>
       <w:r>
         <w:rPr>
           <w:rFonts w:ascii="Consolas" w:eastAsia="Times New Roman" w:hAnsi="Consolas" w:cs="Times New Roman"/>
@@ -453,7 +446,6 @@
         </w:rPr>
         <w:t>Integer</w:t>
       </w:r>
-      <w:proofErr w:type="spellEnd"/>
       <w:r>
         <w:rPr>
           <w:rFonts w:ascii="Consolas" w:eastAsia="Times New Roman" w:hAnsi="Consolas" w:cs="Times New Roman"/>
@@ -538,7 +530,6 @@
         </w:rPr>
         <w:t>&lt;</w:t>
       </w:r>
-      <w:proofErr w:type="spellStart"/>
       <w:r>
         <w:rPr>
           <w:rFonts w:ascii="Consolas" w:eastAsia="Times New Roman" w:hAnsi="Consolas" w:cs="Times New Roman"/>
@@ -575,7 +566,6 @@
         </w:rPr>
         <w:t>Integer</w:t>
       </w:r>
-      <w:proofErr w:type="spellEnd"/>
       <w:r>
         <w:rPr>
           <w:rFonts w:ascii="Consolas" w:eastAsia="Times New Roman" w:hAnsi="Consolas" w:cs="Times New Roman"/>
@@ -688,7 +678,6 @@
         </w:rPr>
         <w:t xml:space="preserve"> </w:t>
       </w:r>
-      <w:proofErr w:type="spellStart"/>
       <w:r>
         <w:rPr>
           <w:rFonts w:ascii="Consolas" w:eastAsia="Times New Roman" w:hAnsi="Consolas" w:cs="Times New Roman"/>
@@ -701,7 +690,6 @@
         </w:rPr>
         <w:t>i</w:t>
       </w:r>
-      <w:proofErr w:type="spellEnd"/>
       <w:r>
         <w:rPr>
           <w:rFonts w:ascii="Consolas" w:eastAsia="Times New Roman" w:hAnsi="Consolas" w:cs="Times New Roman"/>
@@ -736,9 +724,20 @@
           <w:lang w:val="en-PK" w:eastAsia="en-PK"/>
           <w14:ligatures w14:val="none"/>
         </w:rPr>
-        <w:t xml:space="preserve">; </w:t>
-      </w:r>
-      <w:proofErr w:type="spellStart"/>
+        <w:t>; i&lt;</w:t>
+      </w:r>
+      <w:r>
+        <w:rPr>
+          <w:rFonts w:ascii="Consolas" w:eastAsia="Times New Roman" w:hAnsi="Consolas" w:cs="Times New Roman"/>
+          <w:color w:val="9CDCFE"/>
+          <w:kern w:val="0"/>
+          <w:sz w:val="20"/>
+          <w:szCs w:val="20"/>
+          <w:lang w:val="en-PK" w:eastAsia="en-PK"/>
+          <w14:ligatures w14:val="none"/>
+        </w:rPr>
+        <w:t>nums</w:t>
+      </w:r>
       <w:r>
         <w:rPr>
           <w:rFonts w:ascii="Consolas" w:eastAsia="Times New Roman" w:hAnsi="Consolas" w:cs="Times New Roman"/>
@@ -749,9 +748,20 @@
           <w:lang w:val="en-PK" w:eastAsia="en-PK"/>
           <w14:ligatures w14:val="none"/>
         </w:rPr>
-        <w:t>i</w:t>
-      </w:r>
-      <w:proofErr w:type="spellEnd"/>
+        <w:t>.</w:t>
+      </w:r>
+      <w:r>
+        <w:rPr>
+          <w:rFonts w:ascii="Consolas" w:eastAsia="Times New Roman" w:hAnsi="Consolas" w:cs="Times New Roman"/>
+          <w:color w:val="9CDCFE"/>
+          <w:kern w:val="0"/>
+          <w:sz w:val="20"/>
+          <w:szCs w:val="20"/>
+          <w:lang w:val="en-PK" w:eastAsia="en-PK"/>
+          <w14:ligatures w14:val="none"/>
+        </w:rPr>
+        <w:t>length</w:t>
+      </w:r>
       <w:r>
         <w:rPr>
           <w:rFonts w:ascii="Consolas" w:eastAsia="Times New Roman" w:hAnsi="Consolas" w:cs="Times New Roman"/>
@@ -762,83 +772,7 @@
           <w:lang w:val="en-PK" w:eastAsia="en-PK"/>
           <w14:ligatures w14:val="none"/>
         </w:rPr>
-        <w:t>&lt;</w:t>
-      </w:r>
-      <w:proofErr w:type="spellStart"/>
-      <w:r>
-        <w:rPr>
-          <w:rFonts w:ascii="Consolas" w:eastAsia="Times New Roman" w:hAnsi="Consolas" w:cs="Times New Roman"/>
-          <w:color w:val="9CDCFE"/>
-          <w:kern w:val="0"/>
-          <w:sz w:val="20"/>
-          <w:szCs w:val="20"/>
-          <w:lang w:val="en-PK" w:eastAsia="en-PK"/>
-          <w14:ligatures w14:val="none"/>
-        </w:rPr>
-        <w:t>nums</w:t>
-      </w:r>
-      <w:r>
-        <w:rPr>
-          <w:rFonts w:ascii="Consolas" w:eastAsia="Times New Roman" w:hAnsi="Consolas" w:cs="Times New Roman"/>
-          <w:color w:val="D4D4D4"/>
-          <w:kern w:val="0"/>
-          <w:sz w:val="20"/>
-          <w:szCs w:val="20"/>
-          <w:lang w:val="en-PK" w:eastAsia="en-PK"/>
-          <w14:ligatures w14:val="none"/>
-        </w:rPr>
-        <w:t>.</w:t>
-      </w:r>
-      <w:r>
-        <w:rPr>
-          <w:rFonts w:ascii="Consolas" w:eastAsia="Times New Roman" w:hAnsi="Consolas" w:cs="Times New Roman"/>
-          <w:color w:val="9CDCFE"/>
-          <w:kern w:val="0"/>
-          <w:sz w:val="20"/>
-          <w:szCs w:val="20"/>
-          <w:lang w:val="en-PK" w:eastAsia="en-PK"/>
-          <w14:ligatures w14:val="none"/>
-        </w:rPr>
-        <w:t>length</w:t>
-      </w:r>
-      <w:proofErr w:type="spellEnd"/>
-      <w:r>
-        <w:rPr>
-          <w:rFonts w:ascii="Consolas" w:eastAsia="Times New Roman" w:hAnsi="Consolas" w:cs="Times New Roman"/>
-          <w:color w:val="D4D4D4"/>
-          <w:kern w:val="0"/>
-          <w:sz w:val="20"/>
-          <w:szCs w:val="20"/>
-          <w:lang w:val="en-PK" w:eastAsia="en-PK"/>
-          <w14:ligatures w14:val="none"/>
-        </w:rPr>
-        <w:t xml:space="preserve">; </w:t>
-      </w:r>
-      <w:proofErr w:type="spellStart"/>
-      <w:r>
-        <w:rPr>
-          <w:rFonts w:ascii="Consolas" w:eastAsia="Times New Roman" w:hAnsi="Consolas" w:cs="Times New Roman"/>
-          <w:color w:val="D4D4D4"/>
-          <w:kern w:val="0"/>
-          <w:sz w:val="20"/>
-          <w:szCs w:val="20"/>
-          <w:lang w:val="en-PK" w:eastAsia="en-PK"/>
-          <w14:ligatures w14:val="none"/>
-        </w:rPr>
-        <w:t>i</w:t>
-      </w:r>
-      <w:proofErr w:type="spellEnd"/>
-      <w:r>
-        <w:rPr>
-          <w:rFonts w:ascii="Consolas" w:eastAsia="Times New Roman" w:hAnsi="Consolas" w:cs="Times New Roman"/>
-          <w:color w:val="D4D4D4"/>
-          <w:kern w:val="0"/>
-          <w:sz w:val="20"/>
-          <w:szCs w:val="20"/>
-          <w:lang w:val="en-PK" w:eastAsia="en-PK"/>
-          <w14:ligatures w14:val="none"/>
-        </w:rPr>
-        <w:t>++){</w:t>
+        <w:t>; i++){</w:t>
       </w:r>
     </w:p>
     <w:p>
@@ -896,7 +830,6 @@
         </w:rPr>
         <w:t xml:space="preserve"> </w:t>
       </w:r>
-      <w:proofErr w:type="spellStart"/>
       <w:r>
         <w:rPr>
           <w:rFonts w:ascii="Consolas" w:eastAsia="Times New Roman" w:hAnsi="Consolas" w:cs="Times New Roman"/>
@@ -909,7 +842,6 @@
         </w:rPr>
         <w:t>getIndex</w:t>
       </w:r>
-      <w:proofErr w:type="spellEnd"/>
       <w:r>
         <w:rPr>
           <w:rFonts w:ascii="Consolas" w:eastAsia="Times New Roman" w:hAnsi="Consolas" w:cs="Times New Roman"/>
@@ -922,7 +854,6 @@
         </w:rPr>
         <w:t xml:space="preserve"> = </w:t>
       </w:r>
-      <w:proofErr w:type="spellStart"/>
       <w:r>
         <w:rPr>
           <w:rFonts w:ascii="Consolas" w:eastAsia="Times New Roman" w:hAnsi="Consolas" w:cs="Times New Roman"/>
@@ -959,7 +890,6 @@
         </w:rPr>
         <w:t>getOrDefault</w:t>
       </w:r>
-      <w:proofErr w:type="spellEnd"/>
       <w:r>
         <w:rPr>
           <w:rFonts w:ascii="Consolas" w:eastAsia="Times New Roman" w:hAnsi="Consolas" w:cs="Times New Roman"/>
@@ -970,59 +900,7 @@
           <w:lang w:val="en-PK" w:eastAsia="en-PK"/>
           <w14:ligatures w14:val="none"/>
         </w:rPr>
-        <w:t>(</w:t>
-      </w:r>
-      <w:proofErr w:type="spellStart"/>
-      <w:r>
-        <w:rPr>
-          <w:rFonts w:ascii="Consolas" w:eastAsia="Times New Roman" w:hAnsi="Consolas" w:cs="Times New Roman"/>
-          <w:color w:val="D4D4D4"/>
-          <w:kern w:val="0"/>
-          <w:sz w:val="20"/>
-          <w:szCs w:val="20"/>
-          <w:lang w:val="en-PK" w:eastAsia="en-PK"/>
-          <w14:ligatures w14:val="none"/>
-        </w:rPr>
-        <w:t>nums</w:t>
-      </w:r>
-      <w:proofErr w:type="spellEnd"/>
-      <w:r>
-        <w:rPr>
-          <w:rFonts w:ascii="Consolas" w:eastAsia="Times New Roman" w:hAnsi="Consolas" w:cs="Times New Roman"/>
-          <w:color w:val="D4D4D4"/>
-          <w:kern w:val="0"/>
-          <w:sz w:val="20"/>
-          <w:szCs w:val="20"/>
-          <w:lang w:val="en-PK" w:eastAsia="en-PK"/>
-          <w14:ligatures w14:val="none"/>
-        </w:rPr>
-        <w:t>[</w:t>
-      </w:r>
-      <w:proofErr w:type="spellStart"/>
-      <w:r>
-        <w:rPr>
-          <w:rFonts w:ascii="Consolas" w:eastAsia="Times New Roman" w:hAnsi="Consolas" w:cs="Times New Roman"/>
-          <w:color w:val="D4D4D4"/>
-          <w:kern w:val="0"/>
-          <w:sz w:val="20"/>
-          <w:szCs w:val="20"/>
-          <w:lang w:val="en-PK" w:eastAsia="en-PK"/>
-          <w14:ligatures w14:val="none"/>
-        </w:rPr>
-        <w:t>i</w:t>
-      </w:r>
-      <w:proofErr w:type="spellEnd"/>
-      <w:r>
-        <w:rPr>
-          <w:rFonts w:ascii="Consolas" w:eastAsia="Times New Roman" w:hAnsi="Consolas" w:cs="Times New Roman"/>
-          <w:color w:val="D4D4D4"/>
-          <w:kern w:val="0"/>
-          <w:sz w:val="20"/>
-          <w:szCs w:val="20"/>
-          <w:lang w:val="en-PK" w:eastAsia="en-PK"/>
-          <w14:ligatures w14:val="none"/>
-        </w:rPr>
-        <w:t>],-</w:t>
+        <w:t>(nums[i],-</w:t>
       </w:r>
       <w:r>
         <w:rPr>
@@ -1122,33 +1000,7 @@
           <w:lang w:val="en-PK" w:eastAsia="en-PK"/>
           <w14:ligatures w14:val="none"/>
         </w:rPr>
-        <w:t>(</w:t>
-      </w:r>
-      <w:proofErr w:type="spellStart"/>
-      <w:r>
-        <w:rPr>
-          <w:rFonts w:ascii="Consolas" w:eastAsia="Times New Roman" w:hAnsi="Consolas" w:cs="Times New Roman"/>
-          <w:color w:val="D4D4D4"/>
-          <w:kern w:val="0"/>
-          <w:sz w:val="20"/>
-          <w:szCs w:val="20"/>
-          <w:lang w:val="en-PK" w:eastAsia="en-PK"/>
-          <w14:ligatures w14:val="none"/>
-        </w:rPr>
-        <w:t>getIndex</w:t>
-      </w:r>
-      <w:proofErr w:type="spellEnd"/>
-      <w:r>
-        <w:rPr>
-          <w:rFonts w:ascii="Consolas" w:eastAsia="Times New Roman" w:hAnsi="Consolas" w:cs="Times New Roman"/>
-          <w:color w:val="D4D4D4"/>
-          <w:kern w:val="0"/>
-          <w:sz w:val="20"/>
-          <w:szCs w:val="20"/>
-          <w:lang w:val="en-PK" w:eastAsia="en-PK"/>
-          <w14:ligatures w14:val="none"/>
-        </w:rPr>
-        <w:t>!=-</w:t>
+        <w:t>(getIndex!=-</w:t>
       </w:r>
       <w:r>
         <w:rPr>
@@ -1254,7 +1106,6 @@
         </w:rPr>
         <w:t xml:space="preserve"> = </w:t>
       </w:r>
-      <w:proofErr w:type="spellStart"/>
       <w:r>
         <w:rPr>
           <w:rFonts w:ascii="Consolas" w:eastAsia="Times New Roman" w:hAnsi="Consolas" w:cs="Times New Roman"/>
@@ -1291,7 +1142,6 @@
         </w:rPr>
         <w:t>abs</w:t>
       </w:r>
-      <w:proofErr w:type="spellEnd"/>
       <w:r>
         <w:rPr>
           <w:rFonts w:ascii="Consolas" w:eastAsia="Times New Roman" w:hAnsi="Consolas" w:cs="Times New Roman"/>
@@ -1302,59 +1152,7 @@
           <w:lang w:val="en-PK" w:eastAsia="en-PK"/>
           <w14:ligatures w14:val="none"/>
         </w:rPr>
-        <w:t>(</w:t>
-      </w:r>
-      <w:proofErr w:type="spellStart"/>
-      <w:r>
-        <w:rPr>
-          <w:rFonts w:ascii="Consolas" w:eastAsia="Times New Roman" w:hAnsi="Consolas" w:cs="Times New Roman"/>
-          <w:color w:val="D4D4D4"/>
-          <w:kern w:val="0"/>
-          <w:sz w:val="20"/>
-          <w:szCs w:val="20"/>
-          <w:lang w:val="en-PK" w:eastAsia="en-PK"/>
-          <w14:ligatures w14:val="none"/>
-        </w:rPr>
-        <w:t>getIndex</w:t>
-      </w:r>
-      <w:proofErr w:type="spellEnd"/>
-      <w:r>
-        <w:rPr>
-          <w:rFonts w:ascii="Consolas" w:eastAsia="Times New Roman" w:hAnsi="Consolas" w:cs="Times New Roman"/>
-          <w:color w:val="D4D4D4"/>
-          <w:kern w:val="0"/>
-          <w:sz w:val="20"/>
-          <w:szCs w:val="20"/>
-          <w:lang w:val="en-PK" w:eastAsia="en-PK"/>
-          <w14:ligatures w14:val="none"/>
-        </w:rPr>
-        <w:t xml:space="preserve"> -</w:t>
-      </w:r>
-      <w:proofErr w:type="spellStart"/>
-      <w:r>
-        <w:rPr>
-          <w:rFonts w:ascii="Consolas" w:eastAsia="Times New Roman" w:hAnsi="Consolas" w:cs="Times New Roman"/>
-          <w:color w:val="D4D4D4"/>
-          <w:kern w:val="0"/>
-          <w:sz w:val="20"/>
-          <w:szCs w:val="20"/>
-          <w:lang w:val="en-PK" w:eastAsia="en-PK"/>
-          <w14:ligatures w14:val="none"/>
-        </w:rPr>
-        <w:t>i</w:t>
-      </w:r>
-      <w:proofErr w:type="spellEnd"/>
-      <w:r>
-        <w:rPr>
-          <w:rFonts w:ascii="Consolas" w:eastAsia="Times New Roman" w:hAnsi="Consolas" w:cs="Times New Roman"/>
-          <w:color w:val="D4D4D4"/>
-          <w:kern w:val="0"/>
-          <w:sz w:val="20"/>
-          <w:szCs w:val="20"/>
-          <w:lang w:val="en-PK" w:eastAsia="en-PK"/>
-          <w14:ligatures w14:val="none"/>
-        </w:rPr>
-        <w:t>);</w:t>
+        <w:t>(getIndex -i);</w:t>
       </w:r>
     </w:p>
     <w:p>
@@ -1608,7 +1406,6 @@
         </w:rPr>
         <w:t xml:space="preserve">            </w:t>
       </w:r>
-      <w:proofErr w:type="spellStart"/>
       <w:r>
         <w:rPr>
           <w:rFonts w:ascii="Consolas" w:eastAsia="Times New Roman" w:hAnsi="Consolas" w:cs="Times New Roman"/>
@@ -1645,7 +1442,6 @@
         </w:rPr>
         <w:t>put</w:t>
       </w:r>
-      <w:proofErr w:type="spellEnd"/>
       <w:r>
         <w:rPr>
           <w:rFonts w:ascii="Consolas" w:eastAsia="Times New Roman" w:hAnsi="Consolas" w:cs="Times New Roman"/>
@@ -1656,85 +1452,7 @@
           <w:lang w:val="en-PK" w:eastAsia="en-PK"/>
           <w14:ligatures w14:val="none"/>
         </w:rPr>
-        <w:t>(</w:t>
-      </w:r>
-      <w:proofErr w:type="spellStart"/>
-      <w:r>
-        <w:rPr>
-          <w:rFonts w:ascii="Consolas" w:eastAsia="Times New Roman" w:hAnsi="Consolas" w:cs="Times New Roman"/>
-          <w:color w:val="D4D4D4"/>
-          <w:kern w:val="0"/>
-          <w:sz w:val="20"/>
-          <w:szCs w:val="20"/>
-          <w:lang w:val="en-PK" w:eastAsia="en-PK"/>
-          <w14:ligatures w14:val="none"/>
-        </w:rPr>
-        <w:t>nums</w:t>
-      </w:r>
-      <w:proofErr w:type="spellEnd"/>
-      <w:r>
-        <w:rPr>
-          <w:rFonts w:ascii="Consolas" w:eastAsia="Times New Roman" w:hAnsi="Consolas" w:cs="Times New Roman"/>
-          <w:color w:val="D4D4D4"/>
-          <w:kern w:val="0"/>
-          <w:sz w:val="20"/>
-          <w:szCs w:val="20"/>
-          <w:lang w:val="en-PK" w:eastAsia="en-PK"/>
-          <w14:ligatures w14:val="none"/>
-        </w:rPr>
-        <w:t>[</w:t>
-      </w:r>
-      <w:proofErr w:type="spellStart"/>
-      <w:r>
-        <w:rPr>
-          <w:rFonts w:ascii="Consolas" w:eastAsia="Times New Roman" w:hAnsi="Consolas" w:cs="Times New Roman"/>
-          <w:color w:val="D4D4D4"/>
-          <w:kern w:val="0"/>
-          <w:sz w:val="20"/>
-          <w:szCs w:val="20"/>
-          <w:lang w:val="en-PK" w:eastAsia="en-PK"/>
-          <w14:ligatures w14:val="none"/>
-        </w:rPr>
-        <w:t>i</w:t>
-      </w:r>
-      <w:proofErr w:type="spellEnd"/>
-      <w:r>
-        <w:rPr>
-          <w:rFonts w:ascii="Consolas" w:eastAsia="Times New Roman" w:hAnsi="Consolas" w:cs="Times New Roman"/>
-          <w:color w:val="D4D4D4"/>
-          <w:kern w:val="0"/>
-          <w:sz w:val="20"/>
-          <w:szCs w:val="20"/>
-          <w:lang w:val="en-PK" w:eastAsia="en-PK"/>
-          <w14:ligatures w14:val="none"/>
-        </w:rPr>
-        <w:t xml:space="preserve">], </w:t>
-      </w:r>
-      <w:proofErr w:type="spellStart"/>
-      <w:r>
-        <w:rPr>
-          <w:rFonts w:ascii="Consolas" w:eastAsia="Times New Roman" w:hAnsi="Consolas" w:cs="Times New Roman"/>
-          <w:color w:val="D4D4D4"/>
-          <w:kern w:val="0"/>
-          <w:sz w:val="20"/>
-          <w:szCs w:val="20"/>
-          <w:lang w:val="en-PK" w:eastAsia="en-PK"/>
-          <w14:ligatures w14:val="none"/>
-        </w:rPr>
-        <w:t>i</w:t>
-      </w:r>
-      <w:proofErr w:type="spellEnd"/>
-      <w:r>
-        <w:rPr>
-          <w:rFonts w:ascii="Consolas" w:eastAsia="Times New Roman" w:hAnsi="Consolas" w:cs="Times New Roman"/>
-          <w:color w:val="D4D4D4"/>
-          <w:kern w:val="0"/>
-          <w:sz w:val="20"/>
-          <w:szCs w:val="20"/>
-          <w:lang w:val="en-PK" w:eastAsia="en-PK"/>
-          <w14:ligatures w14:val="none"/>
-        </w:rPr>
-        <w:t>);</w:t>
+        <w:t>(nums[i], i);</w:t>
       </w:r>
     </w:p>
     <w:p>
@@ -2118,76 +1836,20 @@
         <w:rPr>
           <w:lang w:val="en-PK"/>
         </w:rPr>
-        <w:t xml:space="preserve">    public long </w:t>
-      </w:r>
-      <w:proofErr w:type="spellStart"/>
-      <w:r>
-        <w:rPr>
-          <w:lang w:val="en-PK"/>
-        </w:rPr>
-        <w:t>countSubarrays</w:t>
-      </w:r>
-      <w:proofErr w:type="spellEnd"/>
-      <w:r>
-        <w:rPr>
-          <w:lang w:val="en-PK"/>
-        </w:rPr>
-        <w:t xml:space="preserve">(int[] </w:t>
-      </w:r>
-      <w:proofErr w:type="spellStart"/>
-      <w:r>
-        <w:rPr>
-          <w:lang w:val="en-PK"/>
-        </w:rPr>
-        <w:t>nums</w:t>
-      </w:r>
-      <w:proofErr w:type="spellEnd"/>
-      <w:r>
-        <w:rPr>
-          <w:lang w:val="en-PK"/>
-        </w:rPr>
-        <w:t>, int k) {</w:t>
-      </w:r>
-    </w:p>
-    <w:p>
-      <w:pPr>
-        <w:rPr>
-          <w:lang w:val="en-PK"/>
-        </w:rPr>
-      </w:pPr>
-      <w:r>
-        <w:rPr>
-          <w:lang w:val="en-PK"/>
-        </w:rPr>
-        <w:t xml:space="preserve">        int maxi = </w:t>
-      </w:r>
-      <w:proofErr w:type="spellStart"/>
-      <w:r>
-        <w:rPr>
-          <w:lang w:val="en-PK"/>
-        </w:rPr>
-        <w:t>getMax</w:t>
-      </w:r>
-      <w:proofErr w:type="spellEnd"/>
-      <w:r>
-        <w:rPr>
-          <w:lang w:val="en-PK"/>
-        </w:rPr>
-        <w:t>(</w:t>
-      </w:r>
-      <w:proofErr w:type="spellStart"/>
-      <w:r>
-        <w:rPr>
-          <w:lang w:val="en-PK"/>
-        </w:rPr>
-        <w:t>nums</w:t>
-      </w:r>
-      <w:proofErr w:type="spellEnd"/>
-      <w:r>
-        <w:rPr>
-          <w:lang w:val="en-PK"/>
-        </w:rPr>
-        <w:t>);</w:t>
+        <w:t>    public long countSubarrays(int[] nums, int k) {</w:t>
+      </w:r>
+    </w:p>
+    <w:p>
+      <w:pPr>
+        <w:rPr>
+          <w:lang w:val="en-PK"/>
+        </w:rPr>
+      </w:pPr>
+      <w:r>
+        <w:rPr>
+          <w:lang w:val="en-PK"/>
+        </w:rPr>
+        <w:t>        int maxi = getMax(nums);</w:t>
       </w:r>
     </w:p>
     <w:p>
@@ -2241,35 +1903,7 @@
           <w:lang w:val="en-PK"/>
         </w:rPr>
         <w:lastRenderedPageBreak/>
-        <w:t>        HashMap&lt;</w:t>
-      </w:r>
-      <w:proofErr w:type="spellStart"/>
-      <w:r>
-        <w:rPr>
-          <w:lang w:val="en-PK"/>
-        </w:rPr>
-        <w:t>Integer,Integer</w:t>
-      </w:r>
-      <w:proofErr w:type="spellEnd"/>
-      <w:r>
-        <w:rPr>
-          <w:lang w:val="en-PK"/>
-        </w:rPr>
-        <w:t>&gt; counter = new HashMap&lt;</w:t>
-      </w:r>
-      <w:proofErr w:type="spellStart"/>
-      <w:r>
-        <w:rPr>
-          <w:lang w:val="en-PK"/>
-        </w:rPr>
-        <w:t>Integer,Integer</w:t>
-      </w:r>
-      <w:proofErr w:type="spellEnd"/>
-      <w:r>
-        <w:rPr>
-          <w:lang w:val="en-PK"/>
-        </w:rPr>
-        <w:t>&gt;();</w:t>
+        <w:t>        HashMap&lt;Integer,Integer&gt; counter = new HashMap&lt;Integer,Integer&gt;();</w:t>
       </w:r>
     </w:p>
     <w:p>
@@ -2328,48 +1962,20 @@
         <w:rPr>
           <w:lang w:val="en-PK"/>
         </w:rPr>
-        <w:t xml:space="preserve">        int </w:t>
-      </w:r>
-      <w:proofErr w:type="spellStart"/>
-      <w:r>
-        <w:rPr>
-          <w:lang w:val="en-PK"/>
-        </w:rPr>
-        <w:t>maxCount</w:t>
-      </w:r>
-      <w:proofErr w:type="spellEnd"/>
-      <w:r>
-        <w:rPr>
-          <w:lang w:val="en-PK"/>
-        </w:rPr>
-        <w:t xml:space="preserve"> = 0;</w:t>
-      </w:r>
-    </w:p>
-    <w:p>
-      <w:pPr>
-        <w:rPr>
-          <w:lang w:val="en-PK"/>
-        </w:rPr>
-      </w:pPr>
-      <w:r>
-        <w:rPr>
-          <w:lang w:val="en-PK"/>
-        </w:rPr>
-        <w:t xml:space="preserve">        int n = </w:t>
-      </w:r>
-      <w:proofErr w:type="spellStart"/>
-      <w:r>
-        <w:rPr>
-          <w:lang w:val="en-PK"/>
-        </w:rPr>
-        <w:t>nums.length</w:t>
-      </w:r>
-      <w:proofErr w:type="spellEnd"/>
-      <w:r>
-        <w:rPr>
-          <w:lang w:val="en-PK"/>
-        </w:rPr>
-        <w:t>;</w:t>
+        <w:t>        int maxCount = 0;</w:t>
+      </w:r>
+    </w:p>
+    <w:p>
+      <w:pPr>
+        <w:rPr>
+          <w:lang w:val="en-PK"/>
+        </w:rPr>
+      </w:pPr>
+      <w:r>
+        <w:rPr>
+          <w:lang w:val="en-PK"/>
+        </w:rPr>
+        <w:t>        int n = nums.length;</w:t>
       </w:r>
     </w:p>
     <w:p>
@@ -2409,56 +2015,20 @@
         <w:rPr>
           <w:lang w:val="en-PK"/>
         </w:rPr>
-        <w:t xml:space="preserve">            // increment </w:t>
-      </w:r>
-      <w:proofErr w:type="spellStart"/>
-      <w:r>
-        <w:rPr>
-          <w:lang w:val="en-PK"/>
-        </w:rPr>
-        <w:t>maxcount</w:t>
-      </w:r>
-      <w:proofErr w:type="spellEnd"/>
-    </w:p>
-    <w:p>
-      <w:pPr>
-        <w:rPr>
-          <w:lang w:val="en-PK"/>
-        </w:rPr>
-      </w:pPr>
-      <w:r>
-        <w:rPr>
-          <w:lang w:val="en-PK"/>
-        </w:rPr>
-        <w:t>            if(</w:t>
-      </w:r>
-      <w:proofErr w:type="spellStart"/>
-      <w:r>
-        <w:rPr>
-          <w:lang w:val="en-PK"/>
-        </w:rPr>
-        <w:t>nums</w:t>
-      </w:r>
-      <w:proofErr w:type="spellEnd"/>
-      <w:r>
-        <w:rPr>
-          <w:lang w:val="en-PK"/>
-        </w:rPr>
-        <w:t xml:space="preserve">[right] == maxi) </w:t>
-      </w:r>
-      <w:proofErr w:type="spellStart"/>
-      <w:r>
-        <w:rPr>
-          <w:lang w:val="en-PK"/>
-        </w:rPr>
-        <w:t>maxCount</w:t>
-      </w:r>
-      <w:proofErr w:type="spellEnd"/>
-      <w:r>
-        <w:rPr>
-          <w:lang w:val="en-PK"/>
-        </w:rPr>
-        <w:t>+=1;</w:t>
+        <w:t>            // increment maxcount</w:t>
+      </w:r>
+    </w:p>
+    <w:p>
+      <w:pPr>
+        <w:rPr>
+          <w:lang w:val="en-PK"/>
+        </w:rPr>
+      </w:pPr>
+      <w:r>
+        <w:rPr>
+          <w:lang w:val="en-PK"/>
+        </w:rPr>
+        <w:t>            if(nums[right] == maxi) maxCount+=1;</w:t>
       </w:r>
     </w:p>
     <w:p>
@@ -2491,82 +2061,40 @@
         <w:rPr>
           <w:lang w:val="en-PK"/>
         </w:rPr>
-        <w:t xml:space="preserve">            while( </w:t>
-      </w:r>
-      <w:proofErr w:type="spellStart"/>
-      <w:r>
-        <w:rPr>
-          <w:lang w:val="en-PK"/>
-        </w:rPr>
-        <w:t>maxCount</w:t>
-      </w:r>
-      <w:proofErr w:type="spellEnd"/>
-      <w:r>
-        <w:rPr>
-          <w:lang w:val="en-PK"/>
-        </w:rPr>
-        <w:t xml:space="preserve"> &gt;=k ) {</w:t>
-      </w:r>
-    </w:p>
-    <w:p>
-      <w:pPr>
-        <w:rPr>
-          <w:lang w:val="en-PK"/>
-        </w:rPr>
-      </w:pPr>
-    </w:p>
-    <w:p>
-      <w:pPr>
-        <w:rPr>
-          <w:lang w:val="en-PK"/>
-        </w:rPr>
-      </w:pPr>
-      <w:r>
-        <w:rPr>
-          <w:lang w:val="en-PK"/>
-        </w:rPr>
-        <w:t xml:space="preserve">                if( </w:t>
-      </w:r>
-      <w:proofErr w:type="spellStart"/>
-      <w:r>
-        <w:rPr>
-          <w:lang w:val="en-PK"/>
-        </w:rPr>
-        <w:t>nums</w:t>
-      </w:r>
-      <w:proofErr w:type="spellEnd"/>
-      <w:r>
-        <w:rPr>
-          <w:lang w:val="en-PK"/>
-        </w:rPr>
-        <w:t>[left] == maxi){</w:t>
-      </w:r>
-    </w:p>
-    <w:p>
-      <w:pPr>
-        <w:rPr>
-          <w:lang w:val="en-PK"/>
-        </w:rPr>
-      </w:pPr>
-      <w:r>
-        <w:rPr>
-          <w:lang w:val="en-PK"/>
-        </w:rPr>
-        <w:t xml:space="preserve">                    </w:t>
-      </w:r>
-      <w:proofErr w:type="spellStart"/>
-      <w:r>
-        <w:rPr>
-          <w:lang w:val="en-PK"/>
-        </w:rPr>
-        <w:t>maxCount</w:t>
-      </w:r>
-      <w:proofErr w:type="spellEnd"/>
-      <w:r>
-        <w:rPr>
-          <w:lang w:val="en-PK"/>
-        </w:rPr>
-        <w:t>-=1;</w:t>
+        <w:t>            while( maxCount &gt;=k ) {</w:t>
+      </w:r>
+    </w:p>
+    <w:p>
+      <w:pPr>
+        <w:rPr>
+          <w:lang w:val="en-PK"/>
+        </w:rPr>
+      </w:pPr>
+    </w:p>
+    <w:p>
+      <w:pPr>
+        <w:rPr>
+          <w:lang w:val="en-PK"/>
+        </w:rPr>
+      </w:pPr>
+      <w:r>
+        <w:rPr>
+          <w:lang w:val="en-PK"/>
+        </w:rPr>
+        <w:t>                if( nums[left] == maxi){</w:t>
+      </w:r>
+    </w:p>
+    <w:p>
+      <w:pPr>
+        <w:rPr>
+          <w:lang w:val="en-PK"/>
+        </w:rPr>
+      </w:pPr>
+      <w:r>
+        <w:rPr>
+          <w:lang w:val="en-PK"/>
+        </w:rPr>
+        <w:t>                    maxCount-=1;</w:t>
       </w:r>
     </w:p>
     <w:p>
@@ -2752,21 +2280,7 @@
         <w:rPr>
           <w:lang w:val="en-PK"/>
         </w:rPr>
-        <w:t xml:space="preserve">    public int </w:t>
-      </w:r>
-      <w:proofErr w:type="spellStart"/>
-      <w:r>
-        <w:rPr>
-          <w:lang w:val="en-PK"/>
-        </w:rPr>
-        <w:t>getMax</w:t>
-      </w:r>
-      <w:proofErr w:type="spellEnd"/>
-      <w:r>
-        <w:rPr>
-          <w:lang w:val="en-PK"/>
-        </w:rPr>
-        <w:t>(int[] array){</w:t>
+        <w:t>    public int getMax(int[] array){</w:t>
       </w:r>
     </w:p>
     <w:p>
@@ -2950,19 +2464,11 @@
           <w:lang w:val="en-PK"/>
         </w:rPr>
       </w:pPr>
-      <w:proofErr w:type="spellStart"/>
-      <w:r>
-        <w:rPr>
-          <w:lang w:val="en-PK"/>
-        </w:rPr>
-        <w:t>othewise</w:t>
-      </w:r>
-      <w:proofErr w:type="spellEnd"/>
-      <w:r>
-        <w:rPr>
-          <w:lang w:val="en-PK"/>
-        </w:rPr>
-        <w:t xml:space="preserve"> take difference and compare it with current profit</w:t>
+      <w:r>
+        <w:rPr>
+          <w:lang w:val="en-PK"/>
+        </w:rPr>
+        <w:t>othewise take difference and compare it with current profit</w:t>
       </w:r>
     </w:p>
     <w:p>
@@ -3002,21 +2508,7 @@
         <w:rPr>
           <w:lang w:val="en-PK"/>
         </w:rPr>
-        <w:t xml:space="preserve">    public int </w:t>
-      </w:r>
-      <w:proofErr w:type="spellStart"/>
-      <w:r>
-        <w:rPr>
-          <w:lang w:val="en-PK"/>
-        </w:rPr>
-        <w:t>maxProfit</w:t>
-      </w:r>
-      <w:proofErr w:type="spellEnd"/>
-      <w:r>
-        <w:rPr>
-          <w:lang w:val="en-PK"/>
-        </w:rPr>
-        <w:t>(int[] prices) {</w:t>
+        <w:t>    public int maxProfit(int[] prices) {</w:t>
       </w:r>
     </w:p>
     <w:p>
@@ -3062,21 +2554,7 @@
         <w:rPr>
           <w:lang w:val="en-PK"/>
         </w:rPr>
-        <w:t xml:space="preserve">        // </w:t>
-      </w:r>
-      <w:proofErr w:type="spellStart"/>
-      <w:r>
-        <w:rPr>
-          <w:lang w:val="en-PK"/>
-        </w:rPr>
-        <w:t>othewise</w:t>
-      </w:r>
-      <w:proofErr w:type="spellEnd"/>
-      <w:r>
-        <w:rPr>
-          <w:lang w:val="en-PK"/>
-        </w:rPr>
-        <w:t xml:space="preserve"> take difference and compare it with current profit</w:t>
+        <w:t>        // othewise take difference and compare it with current profit</w:t>
       </w:r>
     </w:p>
     <w:p>
@@ -3109,21 +2587,7 @@
         <w:rPr>
           <w:lang w:val="en-PK"/>
         </w:rPr>
-        <w:t xml:space="preserve">        int n = </w:t>
-      </w:r>
-      <w:proofErr w:type="spellStart"/>
-      <w:r>
-        <w:rPr>
-          <w:lang w:val="en-PK"/>
-        </w:rPr>
-        <w:t>prices.length</w:t>
-      </w:r>
-      <w:proofErr w:type="spellEnd"/>
-      <w:r>
-        <w:rPr>
-          <w:lang w:val="en-PK"/>
-        </w:rPr>
-        <w:t>;</w:t>
+        <w:t>        int n = prices.length;</w:t>
       </w:r>
     </w:p>
     <w:p>
@@ -3150,21 +2614,7 @@
           <w:lang w:val="en-PK"/>
         </w:rPr>
         <w:lastRenderedPageBreak/>
-        <w:t xml:space="preserve">        Integer </w:t>
-      </w:r>
-      <w:proofErr w:type="spellStart"/>
-      <w:r>
-        <w:rPr>
-          <w:lang w:val="en-PK"/>
-        </w:rPr>
-        <w:t>minLeft</w:t>
-      </w:r>
-      <w:proofErr w:type="spellEnd"/>
-      <w:r>
-        <w:rPr>
-          <w:lang w:val="en-PK"/>
-        </w:rPr>
-        <w:t xml:space="preserve"> = prices[0];</w:t>
+        <w:t>        Integer minLeft = prices[0];</w:t>
       </w:r>
     </w:p>
     <w:p>
@@ -3224,48 +2674,20 @@
         <w:rPr>
           <w:lang w:val="en-PK"/>
         </w:rPr>
-        <w:t xml:space="preserve">            if(prices[left] &lt; </w:t>
-      </w:r>
-      <w:proofErr w:type="spellStart"/>
-      <w:r>
-        <w:rPr>
-          <w:lang w:val="en-PK"/>
-        </w:rPr>
-        <w:t>minLeft</w:t>
-      </w:r>
-      <w:proofErr w:type="spellEnd"/>
-      <w:r>
-        <w:rPr>
-          <w:lang w:val="en-PK"/>
-        </w:rPr>
-        <w:t>){</w:t>
-      </w:r>
-    </w:p>
-    <w:p>
-      <w:pPr>
-        <w:rPr>
-          <w:lang w:val="en-PK"/>
-        </w:rPr>
-      </w:pPr>
-      <w:r>
-        <w:rPr>
-          <w:lang w:val="en-PK"/>
-        </w:rPr>
-        <w:t xml:space="preserve">                </w:t>
-      </w:r>
-      <w:proofErr w:type="spellStart"/>
-      <w:r>
-        <w:rPr>
-          <w:lang w:val="en-PK"/>
-        </w:rPr>
-        <w:t>minLeft</w:t>
-      </w:r>
-      <w:proofErr w:type="spellEnd"/>
-      <w:r>
-        <w:rPr>
-          <w:lang w:val="en-PK"/>
-        </w:rPr>
-        <w:t xml:space="preserve"> = prices[left];</w:t>
+        <w:t>            if(prices[left] &lt; minLeft){</w:t>
+      </w:r>
+    </w:p>
+    <w:p>
+      <w:pPr>
+        <w:rPr>
+          <w:lang w:val="en-PK"/>
+        </w:rPr>
+      </w:pPr>
+      <w:r>
+        <w:rPr>
+          <w:lang w:val="en-PK"/>
+        </w:rPr>
+        <w:t>                minLeft = prices[left];</w:t>
       </w:r>
     </w:p>
     <w:p>
@@ -3304,35 +2726,7 @@
         <w:rPr>
           <w:lang w:val="en-PK"/>
         </w:rPr>
-        <w:t xml:space="preserve">                profit = </w:t>
-      </w:r>
-      <w:proofErr w:type="spellStart"/>
-      <w:r>
-        <w:rPr>
-          <w:lang w:val="en-PK"/>
-        </w:rPr>
-        <w:t>Math.max</w:t>
-      </w:r>
-      <w:proofErr w:type="spellEnd"/>
-      <w:r>
-        <w:rPr>
-          <w:lang w:val="en-PK"/>
-        </w:rPr>
-        <w:t>(prices[left]-</w:t>
-      </w:r>
-      <w:proofErr w:type="spellStart"/>
-      <w:r>
-        <w:rPr>
-          <w:lang w:val="en-PK"/>
-        </w:rPr>
-        <w:t>minLeft</w:t>
-      </w:r>
-      <w:proofErr w:type="spellEnd"/>
-      <w:r>
-        <w:rPr>
-          <w:lang w:val="en-PK"/>
-        </w:rPr>
-        <w:t>, profit);</w:t>
+        <w:t>                profit = Math.max(prices[left]-minLeft, profit);</w:t>
       </w:r>
     </w:p>
     <w:p>
@@ -3548,21 +2942,7 @@
         <w:rPr>
           <w:lang w:val="en-PK"/>
         </w:rPr>
-        <w:t xml:space="preserve">    public int </w:t>
-      </w:r>
-      <w:proofErr w:type="spellStart"/>
-      <w:r>
-        <w:rPr>
-          <w:lang w:val="en-PK"/>
-        </w:rPr>
-        <w:t>lengthOfLongestSubstring</w:t>
-      </w:r>
-      <w:proofErr w:type="spellEnd"/>
-      <w:r>
-        <w:rPr>
-          <w:lang w:val="en-PK"/>
-        </w:rPr>
-        <w:t>(String s) {</w:t>
+        <w:t>    public int lengthOfLongestSubstring(String s) {</w:t>
       </w:r>
     </w:p>
     <w:p>
@@ -3635,21 +3015,7 @@
         <w:rPr>
           <w:lang w:val="en-PK"/>
         </w:rPr>
-        <w:t xml:space="preserve">        for(int right = 0; right &lt; </w:t>
-      </w:r>
-      <w:proofErr w:type="spellStart"/>
-      <w:r>
-        <w:rPr>
-          <w:lang w:val="en-PK"/>
-        </w:rPr>
-        <w:t>s.length</w:t>
-      </w:r>
-      <w:proofErr w:type="spellEnd"/>
-      <w:r>
-        <w:rPr>
-          <w:lang w:val="en-PK"/>
-        </w:rPr>
-        <w:t>(); right+=1)</w:t>
+        <w:t>        for(int right = 0; right &lt; s.length(); right+=1)</w:t>
       </w:r>
     </w:p>
     <w:p>
@@ -3695,35 +3061,7 @@
         <w:rPr>
           <w:lang w:val="en-PK"/>
         </w:rPr>
-        <w:t xml:space="preserve">            while( </w:t>
-      </w:r>
-      <w:proofErr w:type="spellStart"/>
-      <w:r>
-        <w:rPr>
-          <w:lang w:val="en-PK"/>
-        </w:rPr>
-        <w:t>data.contains</w:t>
-      </w:r>
-      <w:proofErr w:type="spellEnd"/>
-      <w:r>
-        <w:rPr>
-          <w:lang w:val="en-PK"/>
-        </w:rPr>
-        <w:t xml:space="preserve">( </w:t>
-      </w:r>
-      <w:proofErr w:type="spellStart"/>
-      <w:r>
-        <w:rPr>
-          <w:lang w:val="en-PK"/>
-        </w:rPr>
-        <w:t>s.charAt</w:t>
-      </w:r>
-      <w:proofErr w:type="spellEnd"/>
-      <w:r>
-        <w:rPr>
-          <w:lang w:val="en-PK"/>
-        </w:rPr>
-        <w:t>(right) )   )</w:t>
+        <w:t>            while( data.contains( s.charAt(right) )   )</w:t>
       </w:r>
     </w:p>
     <w:p>
@@ -3775,35 +3113,7 @@
         <w:rPr>
           <w:lang w:val="en-PK"/>
         </w:rPr>
-        <w:t xml:space="preserve">                </w:t>
-      </w:r>
-      <w:proofErr w:type="spellStart"/>
-      <w:r>
-        <w:rPr>
-          <w:lang w:val="en-PK"/>
-        </w:rPr>
-        <w:t>data.remove</w:t>
-      </w:r>
-      <w:proofErr w:type="spellEnd"/>
-      <w:r>
-        <w:rPr>
-          <w:lang w:val="en-PK"/>
-        </w:rPr>
-        <w:t>(</w:t>
-      </w:r>
-      <w:proofErr w:type="spellStart"/>
-      <w:r>
-        <w:rPr>
-          <w:lang w:val="en-PK"/>
-        </w:rPr>
-        <w:t>s.charAt</w:t>
-      </w:r>
-      <w:proofErr w:type="spellEnd"/>
-      <w:r>
-        <w:rPr>
-          <w:lang w:val="en-PK"/>
-        </w:rPr>
-        <w:t>(left));</w:t>
+        <w:t>                data.remove(s.charAt(left));</w:t>
       </w:r>
     </w:p>
     <w:p>
@@ -3862,69 +3172,27 @@
         <w:rPr>
           <w:lang w:val="en-PK"/>
         </w:rPr>
-        <w:t xml:space="preserve">            </w:t>
-      </w:r>
-      <w:proofErr w:type="spellStart"/>
-      <w:r>
-        <w:rPr>
-          <w:lang w:val="en-PK"/>
-        </w:rPr>
-        <w:t>data.add</w:t>
-      </w:r>
-      <w:proofErr w:type="spellEnd"/>
-      <w:r>
-        <w:rPr>
-          <w:lang w:val="en-PK"/>
-        </w:rPr>
-        <w:t>(</w:t>
-      </w:r>
-      <w:proofErr w:type="spellStart"/>
-      <w:r>
-        <w:rPr>
-          <w:lang w:val="en-PK"/>
-        </w:rPr>
-        <w:t>s.charAt</w:t>
-      </w:r>
-      <w:proofErr w:type="spellEnd"/>
-      <w:r>
-        <w:rPr>
-          <w:lang w:val="en-PK"/>
-        </w:rPr>
-        <w:t>(right));</w:t>
-      </w:r>
-    </w:p>
-    <w:p>
-      <w:pPr>
-        <w:rPr>
-          <w:lang w:val="en-PK"/>
-        </w:rPr>
-      </w:pPr>
-    </w:p>
-    <w:p>
-      <w:pPr>
-        <w:rPr>
-          <w:lang w:val="en-PK"/>
-        </w:rPr>
-      </w:pPr>
-      <w:r>
-        <w:rPr>
-          <w:lang w:val="en-PK"/>
-        </w:rPr>
-        <w:t xml:space="preserve">            longest = </w:t>
-      </w:r>
-      <w:proofErr w:type="spellStart"/>
-      <w:r>
-        <w:rPr>
-          <w:lang w:val="en-PK"/>
-        </w:rPr>
-        <w:t>Math.max</w:t>
-      </w:r>
-      <w:proofErr w:type="spellEnd"/>
-      <w:r>
-        <w:rPr>
-          <w:lang w:val="en-PK"/>
-        </w:rPr>
-        <w:t>(longest, right - left + 1);</w:t>
+        <w:t>            data.add(s.charAt(right));</w:t>
+      </w:r>
+    </w:p>
+    <w:p>
+      <w:pPr>
+        <w:rPr>
+          <w:lang w:val="en-PK"/>
+        </w:rPr>
+      </w:pPr>
+    </w:p>
+    <w:p>
+      <w:pPr>
+        <w:rPr>
+          <w:lang w:val="en-PK"/>
+        </w:rPr>
+      </w:pPr>
+      <w:r>
+        <w:rPr>
+          <w:lang w:val="en-PK"/>
+        </w:rPr>
+        <w:t>            longest = Math.max(longest, right - left + 1);</w:t>
       </w:r>
     </w:p>
     <w:p>
@@ -4173,43 +3441,21 @@
         <w:rPr>
           <w:lang w:val="en-PK"/>
         </w:rPr>
-        <w:t xml:space="preserve">    public int </w:t>
-      </w:r>
-      <w:proofErr w:type="spellStart"/>
-      <w:r>
-        <w:rPr>
-          <w:lang w:val="en-PK"/>
-        </w:rPr>
-        <w:t>characterReplacement</w:t>
-      </w:r>
-      <w:proofErr w:type="spellEnd"/>
-      <w:r>
-        <w:rPr>
-          <w:lang w:val="en-PK"/>
-        </w:rPr>
-        <w:t>(String s, int k) {</w:t>
-      </w:r>
-    </w:p>
-    <w:p>
-      <w:pPr>
-        <w:rPr>
-          <w:lang w:val="en-PK"/>
-        </w:rPr>
-      </w:pPr>
-      <w:r>
-        <w:rPr>
-          <w:lang w:val="en-PK"/>
-        </w:rPr>
-        <w:t xml:space="preserve">        // max will remain </w:t>
-      </w:r>
-      <w:proofErr w:type="spellStart"/>
-      <w:r>
-        <w:rPr>
-          <w:lang w:val="en-PK"/>
-        </w:rPr>
-        <w:t>vaidated</w:t>
-      </w:r>
-      <w:proofErr w:type="spellEnd"/>
+        <w:t>    public int characterReplacement(String s, int k) {</w:t>
+      </w:r>
+    </w:p>
+    <w:p>
+      <w:pPr>
+        <w:rPr>
+          <w:lang w:val="en-PK"/>
+        </w:rPr>
+      </w:pPr>
+      <w:r>
+        <w:rPr>
+          <w:lang w:val="en-PK"/>
+        </w:rPr>
+        <w:t>        // max will remain vaidated</w:t>
+      </w:r>
     </w:p>
     <w:p>
       <w:pPr>
@@ -4234,21 +3480,7 @@
         <w:rPr>
           <w:lang w:val="en-PK"/>
         </w:rPr>
-        <w:t xml:space="preserve">        int n = </w:t>
-      </w:r>
-      <w:proofErr w:type="spellStart"/>
-      <w:r>
-        <w:rPr>
-          <w:lang w:val="en-PK"/>
-        </w:rPr>
-        <w:t>s.length</w:t>
-      </w:r>
-      <w:proofErr w:type="spellEnd"/>
-      <w:r>
-        <w:rPr>
-          <w:lang w:val="en-PK"/>
-        </w:rPr>
-        <w:t>();</w:t>
+        <w:t>        int n = s.length();</w:t>
       </w:r>
     </w:p>
     <w:p>
@@ -4288,55 +3520,27 @@
         <w:rPr>
           <w:lang w:val="en-PK"/>
         </w:rPr>
-        <w:t xml:space="preserve">        int </w:t>
-      </w:r>
-      <w:proofErr w:type="spellStart"/>
-      <w:r>
-        <w:rPr>
-          <w:lang w:val="en-PK"/>
-        </w:rPr>
-        <w:t>maxCount</w:t>
-      </w:r>
-      <w:proofErr w:type="spellEnd"/>
-      <w:r>
-        <w:rPr>
-          <w:lang w:val="en-PK"/>
-        </w:rPr>
-        <w:t xml:space="preserve"> = 0;</w:t>
-      </w:r>
-    </w:p>
-    <w:p>
-      <w:pPr>
-        <w:rPr>
-          <w:lang w:val="en-PK"/>
-        </w:rPr>
-      </w:pPr>
-    </w:p>
-    <w:p>
-      <w:pPr>
-        <w:rPr>
-          <w:lang w:val="en-PK"/>
-        </w:rPr>
-      </w:pPr>
-      <w:r>
-        <w:rPr>
-          <w:lang w:val="en-PK"/>
-        </w:rPr>
-        <w:t xml:space="preserve">        int </w:t>
-      </w:r>
-      <w:proofErr w:type="spellStart"/>
-      <w:r>
-        <w:rPr>
-          <w:lang w:val="en-PK"/>
-        </w:rPr>
-        <w:t>lenght</w:t>
-      </w:r>
-      <w:proofErr w:type="spellEnd"/>
-      <w:r>
-        <w:rPr>
-          <w:lang w:val="en-PK"/>
-        </w:rPr>
-        <w:t xml:space="preserve"> = 0;</w:t>
+        <w:t>        int maxCount = 0;</w:t>
+      </w:r>
+    </w:p>
+    <w:p>
+      <w:pPr>
+        <w:rPr>
+          <w:lang w:val="en-PK"/>
+        </w:rPr>
+      </w:pPr>
+    </w:p>
+    <w:p>
+      <w:pPr>
+        <w:rPr>
+          <w:lang w:val="en-PK"/>
+        </w:rPr>
+      </w:pPr>
+      <w:r>
+        <w:rPr>
+          <w:lang w:val="en-PK"/>
+        </w:rPr>
+        <w:t>        int lenght = 0;</w:t>
       </w:r>
     </w:p>
     <w:p>
@@ -4382,165 +3586,53 @@
         <w:rPr>
           <w:lang w:val="en-PK"/>
         </w:rPr>
-        <w:t xml:space="preserve">            </w:t>
-      </w:r>
-      <w:proofErr w:type="spellStart"/>
-      <w:r>
-        <w:rPr>
-          <w:lang w:val="en-PK"/>
-        </w:rPr>
-        <w:t>maxCount</w:t>
-      </w:r>
-      <w:proofErr w:type="spellEnd"/>
-      <w:r>
-        <w:rPr>
-          <w:lang w:val="en-PK"/>
-        </w:rPr>
-        <w:t xml:space="preserve"> = </w:t>
-      </w:r>
-      <w:proofErr w:type="spellStart"/>
-      <w:r>
-        <w:rPr>
-          <w:lang w:val="en-PK"/>
-        </w:rPr>
-        <w:t>Math.max</w:t>
-      </w:r>
-      <w:proofErr w:type="spellEnd"/>
-      <w:r>
-        <w:rPr>
-          <w:lang w:val="en-PK"/>
-        </w:rPr>
-        <w:t>(</w:t>
-      </w:r>
-      <w:proofErr w:type="spellStart"/>
-      <w:r>
-        <w:rPr>
-          <w:lang w:val="en-PK"/>
-        </w:rPr>
-        <w:t>maxCount</w:t>
-      </w:r>
-      <w:proofErr w:type="spellEnd"/>
-      <w:r>
-        <w:rPr>
-          <w:lang w:val="en-PK"/>
-        </w:rPr>
-        <w:t>, ++count[</w:t>
-      </w:r>
-      <w:proofErr w:type="spellStart"/>
-      <w:r>
-        <w:rPr>
-          <w:lang w:val="en-PK"/>
-        </w:rPr>
-        <w:t>s.charAt</w:t>
-      </w:r>
-      <w:proofErr w:type="spellEnd"/>
-      <w:r>
-        <w:rPr>
-          <w:lang w:val="en-PK"/>
-        </w:rPr>
-        <w:t>(right) - 'A'] );</w:t>
-      </w:r>
-    </w:p>
-    <w:p>
-      <w:pPr>
-        <w:rPr>
-          <w:lang w:val="en-PK"/>
-        </w:rPr>
-      </w:pPr>
-      <w:r>
-        <w:rPr>
-          <w:lang w:val="en-PK"/>
-        </w:rPr>
-        <w:t xml:space="preserve">            int </w:t>
-      </w:r>
-      <w:proofErr w:type="spellStart"/>
-      <w:r>
-        <w:rPr>
-          <w:lang w:val="en-PK"/>
-        </w:rPr>
-        <w:t>currLength</w:t>
-      </w:r>
-      <w:proofErr w:type="spellEnd"/>
-      <w:r>
-        <w:rPr>
-          <w:lang w:val="en-PK"/>
-        </w:rPr>
-        <w:t xml:space="preserve"> = right - left + 1;</w:t>
-      </w:r>
-    </w:p>
-    <w:p>
-      <w:pPr>
-        <w:rPr>
-          <w:lang w:val="en-PK"/>
-        </w:rPr>
-      </w:pPr>
-    </w:p>
-    <w:p>
-      <w:pPr>
-        <w:rPr>
-          <w:lang w:val="en-PK"/>
-        </w:rPr>
-      </w:pPr>
-      <w:r>
-        <w:rPr>
-          <w:lang w:val="en-PK"/>
-        </w:rPr>
-        <w:t>            if (</w:t>
-      </w:r>
-      <w:proofErr w:type="spellStart"/>
-      <w:r>
-        <w:rPr>
-          <w:lang w:val="en-PK"/>
-        </w:rPr>
-        <w:t>currLength</w:t>
-      </w:r>
-      <w:proofErr w:type="spellEnd"/>
-      <w:r>
-        <w:rPr>
-          <w:lang w:val="en-PK"/>
-        </w:rPr>
-        <w:t xml:space="preserve"> - </w:t>
-      </w:r>
-      <w:proofErr w:type="spellStart"/>
-      <w:r>
-        <w:rPr>
-          <w:lang w:val="en-PK"/>
-        </w:rPr>
-        <w:t>maxCount</w:t>
-      </w:r>
-      <w:proofErr w:type="spellEnd"/>
-      <w:r>
-        <w:rPr>
-          <w:lang w:val="en-PK"/>
-        </w:rPr>
-        <w:t xml:space="preserve"> &gt; k) {</w:t>
-      </w:r>
-    </w:p>
-    <w:p>
-      <w:pPr>
-        <w:rPr>
-          <w:lang w:val="en-PK"/>
-        </w:rPr>
-      </w:pPr>
-      <w:r>
-        <w:rPr>
-          <w:lang w:val="en-PK"/>
-        </w:rPr>
-        <w:t>                count[</w:t>
-      </w:r>
-      <w:proofErr w:type="spellStart"/>
-      <w:r>
-        <w:rPr>
-          <w:lang w:val="en-PK"/>
-        </w:rPr>
-        <w:t>s.charAt</w:t>
-      </w:r>
-      <w:proofErr w:type="spellEnd"/>
-      <w:r>
-        <w:rPr>
-          <w:lang w:val="en-PK"/>
-        </w:rPr>
-        <w:t>(left) - 'A']--;</w:t>
+        <w:t>            maxCount = Math.max(maxCount, ++count[s.charAt(right) - 'A'] );</w:t>
+      </w:r>
+    </w:p>
+    <w:p>
+      <w:pPr>
+        <w:rPr>
+          <w:lang w:val="en-PK"/>
+        </w:rPr>
+      </w:pPr>
+      <w:r>
+        <w:rPr>
+          <w:lang w:val="en-PK"/>
+        </w:rPr>
+        <w:t>            int currLength = right - left + 1;</w:t>
+      </w:r>
+    </w:p>
+    <w:p>
+      <w:pPr>
+        <w:rPr>
+          <w:lang w:val="en-PK"/>
+        </w:rPr>
+      </w:pPr>
+    </w:p>
+    <w:p>
+      <w:pPr>
+        <w:rPr>
+          <w:lang w:val="en-PK"/>
+        </w:rPr>
+      </w:pPr>
+      <w:r>
+        <w:rPr>
+          <w:lang w:val="en-PK"/>
+        </w:rPr>
+        <w:t>            if (currLength - maxCount &gt; k) {</w:t>
+      </w:r>
+    </w:p>
+    <w:p>
+      <w:pPr>
+        <w:rPr>
+          <w:lang w:val="en-PK"/>
+        </w:rPr>
+      </w:pPr>
+      <w:r>
+        <w:rPr>
+          <w:lang w:val="en-PK"/>
+        </w:rPr>
+        <w:t>                count[s.charAt(left) - 'A']--;</w:t>
       </w:r>
     </w:p>
     <w:p>
@@ -4593,49 +3685,7 @@
         <w:rPr>
           <w:lang w:val="en-PK"/>
         </w:rPr>
-        <w:t xml:space="preserve">            </w:t>
-      </w:r>
-      <w:proofErr w:type="spellStart"/>
-      <w:r>
-        <w:rPr>
-          <w:lang w:val="en-PK"/>
-        </w:rPr>
-        <w:t>lenght</w:t>
-      </w:r>
-      <w:proofErr w:type="spellEnd"/>
-      <w:r>
-        <w:rPr>
-          <w:lang w:val="en-PK"/>
-        </w:rPr>
-        <w:t xml:space="preserve"> = </w:t>
-      </w:r>
-      <w:proofErr w:type="spellStart"/>
-      <w:r>
-        <w:rPr>
-          <w:lang w:val="en-PK"/>
-        </w:rPr>
-        <w:t>Math.max</w:t>
-      </w:r>
-      <w:proofErr w:type="spellEnd"/>
-      <w:r>
-        <w:rPr>
-          <w:lang w:val="en-PK"/>
-        </w:rPr>
-        <w:t>(</w:t>
-      </w:r>
-      <w:proofErr w:type="spellStart"/>
-      <w:r>
-        <w:rPr>
-          <w:lang w:val="en-PK"/>
-        </w:rPr>
-        <w:t>lenght</w:t>
-      </w:r>
-      <w:proofErr w:type="spellEnd"/>
-      <w:r>
-        <w:rPr>
-          <w:lang w:val="en-PK"/>
-        </w:rPr>
-        <w:t>, right - left + 1);</w:t>
+        <w:t>            lenght = Math.max(lenght, right - left + 1);</w:t>
       </w:r>
     </w:p>
     <w:p>
@@ -4675,21 +3725,7 @@
         <w:rPr>
           <w:lang w:val="en-PK"/>
         </w:rPr>
-        <w:t xml:space="preserve">        return </w:t>
-      </w:r>
-      <w:proofErr w:type="spellStart"/>
-      <w:r>
-        <w:rPr>
-          <w:lang w:val="en-PK"/>
-        </w:rPr>
-        <w:t>lenght</w:t>
-      </w:r>
-      <w:proofErr w:type="spellEnd"/>
-      <w:r>
-        <w:rPr>
-          <w:lang w:val="en-PK"/>
-        </w:rPr>
-        <w:t>;</w:t>
+        <w:t>        return lenght;</w:t>
       </w:r>
     </w:p>
     <w:p>
@@ -4889,35 +3925,7 @@
         <w:rPr>
           <w:lang w:val="en-PK"/>
         </w:rPr>
-        <w:t xml:space="preserve">    public </w:t>
-      </w:r>
-      <w:proofErr w:type="spellStart"/>
-      <w:r>
-        <w:rPr>
-          <w:lang w:val="en-PK"/>
-        </w:rPr>
-        <w:t>boolean</w:t>
-      </w:r>
-      <w:proofErr w:type="spellEnd"/>
-      <w:r>
-        <w:rPr>
-          <w:lang w:val="en-PK"/>
-        </w:rPr>
-        <w:t xml:space="preserve"> </w:t>
-      </w:r>
-      <w:proofErr w:type="spellStart"/>
-      <w:r>
-        <w:rPr>
-          <w:lang w:val="en-PK"/>
-        </w:rPr>
-        <w:t>checkInclusion</w:t>
-      </w:r>
-      <w:proofErr w:type="spellEnd"/>
-      <w:r>
-        <w:rPr>
-          <w:lang w:val="en-PK"/>
-        </w:rPr>
-        <w:t>(String s1, String s2) {</w:t>
+        <w:t>    public boolean checkInclusion(String s1, String s2) {</w:t>
       </w:r>
     </w:p>
     <w:p>
@@ -4995,199 +4003,73 @@
         <w:rPr>
           <w:lang w:val="en-PK"/>
         </w:rPr>
-        <w:t>        Map&lt;</w:t>
-      </w:r>
-      <w:proofErr w:type="spellStart"/>
-      <w:r>
-        <w:rPr>
-          <w:lang w:val="en-PK"/>
-        </w:rPr>
-        <w:t>Character,Integer</w:t>
-      </w:r>
-      <w:proofErr w:type="spellEnd"/>
-      <w:r>
-        <w:rPr>
-          <w:lang w:val="en-PK"/>
-        </w:rPr>
-        <w:t>&gt; s1Freq = new HashMap&lt;&gt;();</w:t>
-      </w:r>
-    </w:p>
-    <w:p>
-      <w:pPr>
-        <w:rPr>
-          <w:lang w:val="en-PK"/>
-        </w:rPr>
-      </w:pPr>
-      <w:r>
-        <w:rPr>
-          <w:lang w:val="en-PK"/>
-        </w:rPr>
-        <w:t>        Map&lt;</w:t>
-      </w:r>
-      <w:proofErr w:type="spellStart"/>
-      <w:r>
-        <w:rPr>
-          <w:lang w:val="en-PK"/>
-        </w:rPr>
-        <w:t>Character,Integer</w:t>
-      </w:r>
-      <w:proofErr w:type="spellEnd"/>
-      <w:r>
-        <w:rPr>
-          <w:lang w:val="en-PK"/>
-        </w:rPr>
-        <w:t>&gt; s2Freq = new HashMap&lt;&gt;();</w:t>
-      </w:r>
-    </w:p>
-    <w:p>
-      <w:pPr>
-        <w:rPr>
-          <w:lang w:val="en-PK"/>
-        </w:rPr>
-      </w:pPr>
-    </w:p>
-    <w:p>
-      <w:pPr>
-        <w:rPr>
-          <w:lang w:val="en-PK"/>
-        </w:rPr>
-      </w:pPr>
-      <w:r>
-        <w:rPr>
-          <w:lang w:val="en-PK"/>
-        </w:rPr>
-        <w:t xml:space="preserve">        for (int </w:t>
-      </w:r>
-      <w:proofErr w:type="spellStart"/>
-      <w:r>
-        <w:rPr>
-          <w:lang w:val="en-PK"/>
-        </w:rPr>
-        <w:t>i</w:t>
-      </w:r>
-      <w:proofErr w:type="spellEnd"/>
-      <w:r>
-        <w:rPr>
-          <w:lang w:val="en-PK"/>
-        </w:rPr>
-        <w:t xml:space="preserve">=0; </w:t>
-      </w:r>
-      <w:proofErr w:type="spellStart"/>
-      <w:r>
-        <w:rPr>
-          <w:lang w:val="en-PK"/>
-        </w:rPr>
-        <w:t>i</w:t>
-      </w:r>
-      <w:proofErr w:type="spellEnd"/>
-      <w:r>
-        <w:rPr>
-          <w:lang w:val="en-PK"/>
-        </w:rPr>
-        <w:t xml:space="preserve">  &lt;  s1.length(); </w:t>
-      </w:r>
-      <w:proofErr w:type="spellStart"/>
-      <w:r>
-        <w:rPr>
-          <w:lang w:val="en-PK"/>
-        </w:rPr>
-        <w:t>i</w:t>
-      </w:r>
-      <w:proofErr w:type="spellEnd"/>
-      <w:r>
-        <w:rPr>
-          <w:lang w:val="en-PK"/>
-        </w:rPr>
-        <w:t>++){</w:t>
-      </w:r>
-    </w:p>
-    <w:p>
-      <w:pPr>
-        <w:rPr>
-          <w:lang w:val="en-PK"/>
-        </w:rPr>
-      </w:pPr>
-    </w:p>
-    <w:p>
-      <w:pPr>
-        <w:rPr>
-          <w:lang w:val="en-PK"/>
-        </w:rPr>
-      </w:pPr>
-      <w:r>
-        <w:rPr>
-          <w:lang w:val="en-PK"/>
-        </w:rPr>
-        <w:t>            s1Freq.put(s1.charAt(</w:t>
-      </w:r>
-      <w:proofErr w:type="spellStart"/>
-      <w:r>
-        <w:rPr>
-          <w:lang w:val="en-PK"/>
-        </w:rPr>
-        <w:t>i</w:t>
-      </w:r>
-      <w:proofErr w:type="spellEnd"/>
-      <w:r>
-        <w:rPr>
-          <w:lang w:val="en-PK"/>
-        </w:rPr>
-        <w:t>), s1Freq.getOrDefault( s1.charAt(</w:t>
-      </w:r>
-      <w:proofErr w:type="spellStart"/>
-      <w:r>
-        <w:rPr>
-          <w:lang w:val="en-PK"/>
-        </w:rPr>
-        <w:t>i</w:t>
-      </w:r>
-      <w:proofErr w:type="spellEnd"/>
-      <w:r>
-        <w:rPr>
-          <w:lang w:val="en-PK"/>
-        </w:rPr>
-        <w:t>) ,0)  +  1);</w:t>
-      </w:r>
-    </w:p>
-    <w:p>
-      <w:pPr>
-        <w:rPr>
-          <w:lang w:val="en-PK"/>
-        </w:rPr>
-      </w:pPr>
-      <w:r>
-        <w:rPr>
-          <w:lang w:val="en-PK"/>
-        </w:rPr>
-        <w:t>            s2Freq.put(s2.charAt(</w:t>
-      </w:r>
-      <w:proofErr w:type="spellStart"/>
-      <w:r>
-        <w:rPr>
-          <w:lang w:val="en-PK"/>
-        </w:rPr>
-        <w:t>i</w:t>
-      </w:r>
-      <w:proofErr w:type="spellEnd"/>
-      <w:r>
-        <w:rPr>
-          <w:lang w:val="en-PK"/>
-        </w:rPr>
-        <w:t>), s2Freq.getOrDefault( s2.charAt(</w:t>
-      </w:r>
-      <w:proofErr w:type="spellStart"/>
-      <w:r>
-        <w:rPr>
-          <w:lang w:val="en-PK"/>
-        </w:rPr>
-        <w:t>i</w:t>
-      </w:r>
-      <w:proofErr w:type="spellEnd"/>
-      <w:r>
-        <w:rPr>
-          <w:lang w:val="en-PK"/>
-        </w:rPr>
-        <w:t>), 0)  +  1);</w:t>
+        <w:t>        Map&lt;Character,Integer&gt; s1Freq = new HashMap&lt;&gt;();</w:t>
+      </w:r>
+    </w:p>
+    <w:p>
+      <w:pPr>
+        <w:rPr>
+          <w:lang w:val="en-PK"/>
+        </w:rPr>
+      </w:pPr>
+      <w:r>
+        <w:rPr>
+          <w:lang w:val="en-PK"/>
+        </w:rPr>
+        <w:t>        Map&lt;Character,Integer&gt; s2Freq = new HashMap&lt;&gt;();</w:t>
+      </w:r>
+    </w:p>
+    <w:p>
+      <w:pPr>
+        <w:rPr>
+          <w:lang w:val="en-PK"/>
+        </w:rPr>
+      </w:pPr>
+    </w:p>
+    <w:p>
+      <w:pPr>
+        <w:rPr>
+          <w:lang w:val="en-PK"/>
+        </w:rPr>
+      </w:pPr>
+      <w:r>
+        <w:rPr>
+          <w:lang w:val="en-PK"/>
+        </w:rPr>
+        <w:t>        for (int i=0; i  &lt;  s1.length(); i++){</w:t>
+      </w:r>
+    </w:p>
+    <w:p>
+      <w:pPr>
+        <w:rPr>
+          <w:lang w:val="en-PK"/>
+        </w:rPr>
+      </w:pPr>
+    </w:p>
+    <w:p>
+      <w:pPr>
+        <w:rPr>
+          <w:lang w:val="en-PK"/>
+        </w:rPr>
+      </w:pPr>
+      <w:r>
+        <w:rPr>
+          <w:lang w:val="en-PK"/>
+        </w:rPr>
+        <w:t>            s1Freq.put(s1.charAt(i), s1Freq.getOrDefault( s1.charAt(i) ,0)  +  1);</w:t>
+      </w:r>
+    </w:p>
+    <w:p>
+      <w:pPr>
+        <w:rPr>
+          <w:lang w:val="en-PK"/>
+        </w:rPr>
+      </w:pPr>
+      <w:r>
+        <w:rPr>
+          <w:lang w:val="en-PK"/>
+        </w:rPr>
+        <w:t>            s2Freq.put(s2.charAt(i), s2Freq.getOrDefault( s2.charAt(i), 0)  +  1);</w:t>
       </w:r>
     </w:p>
     <w:p>
@@ -5221,21 +4103,7 @@
         <w:rPr>
           <w:lang w:val="en-PK"/>
         </w:rPr>
-        <w:t xml:space="preserve">        // </w:t>
-      </w:r>
-      <w:proofErr w:type="spellStart"/>
-      <w:r>
-        <w:rPr>
-          <w:lang w:val="en-PK"/>
-        </w:rPr>
-        <w:t>System.out.println</w:t>
-      </w:r>
-      <w:proofErr w:type="spellEnd"/>
-      <w:r>
-        <w:rPr>
-          <w:lang w:val="en-PK"/>
-        </w:rPr>
-        <w:t>(s2Freq);</w:t>
+        <w:t>        // System.out.println(s2Freq);</w:t>
       </w:r>
     </w:p>
     <w:p>
@@ -5366,55 +4234,27 @@
         <w:rPr>
           <w:lang w:val="en-PK"/>
         </w:rPr>
-        <w:t xml:space="preserve">            char </w:t>
-      </w:r>
-      <w:proofErr w:type="spellStart"/>
-      <w:r>
-        <w:rPr>
-          <w:lang w:val="en-PK"/>
-        </w:rPr>
-        <w:t>rightChar</w:t>
-      </w:r>
-      <w:proofErr w:type="spellEnd"/>
-      <w:r>
-        <w:rPr>
-          <w:lang w:val="en-PK"/>
-        </w:rPr>
-        <w:t xml:space="preserve"> = s2.charAt(right);</w:t>
-      </w:r>
-    </w:p>
-    <w:p>
-      <w:pPr>
-        <w:rPr>
-          <w:lang w:val="en-PK"/>
-        </w:rPr>
-      </w:pPr>
-    </w:p>
-    <w:p>
-      <w:pPr>
-        <w:rPr>
-          <w:lang w:val="en-PK"/>
-        </w:rPr>
-      </w:pPr>
-      <w:r>
-        <w:rPr>
-          <w:lang w:val="en-PK"/>
-        </w:rPr>
-        <w:t>            s2Freq.put(</w:t>
-      </w:r>
-      <w:proofErr w:type="spellStart"/>
-      <w:r>
-        <w:rPr>
-          <w:lang w:val="en-PK"/>
-        </w:rPr>
-        <w:t>rightChar</w:t>
-      </w:r>
-      <w:proofErr w:type="spellEnd"/>
-      <w:r>
-        <w:rPr>
-          <w:lang w:val="en-PK"/>
-        </w:rPr>
-        <w:t>, s2Freq.getOrDefault(rightChar,0)  + 1  );</w:t>
+        <w:t>            char rightChar = s2.charAt(right);</w:t>
+      </w:r>
+    </w:p>
+    <w:p>
+      <w:pPr>
+        <w:rPr>
+          <w:lang w:val="en-PK"/>
+        </w:rPr>
+      </w:pPr>
+    </w:p>
+    <w:p>
+      <w:pPr>
+        <w:rPr>
+          <w:lang w:val="en-PK"/>
+        </w:rPr>
+      </w:pPr>
+      <w:r>
+        <w:rPr>
+          <w:lang w:val="en-PK"/>
+        </w:rPr>
+        <w:t>            s2Freq.put(rightChar, s2Freq.getOrDefault(rightChar,0)  + 1  );</w:t>
       </w:r>
     </w:p>
     <w:p>
@@ -5447,130 +4287,60 @@
         <w:rPr>
           <w:lang w:val="en-PK"/>
         </w:rPr>
-        <w:t xml:space="preserve">            char </w:t>
-      </w:r>
-      <w:proofErr w:type="spellStart"/>
-      <w:r>
-        <w:rPr>
-          <w:lang w:val="en-PK"/>
-        </w:rPr>
-        <w:t>leftChar</w:t>
-      </w:r>
-      <w:proofErr w:type="spellEnd"/>
-      <w:r>
-        <w:rPr>
-          <w:lang w:val="en-PK"/>
-        </w:rPr>
-        <w:t xml:space="preserve"> = s2.charAt(left);</w:t>
-      </w:r>
-    </w:p>
-    <w:p>
-      <w:pPr>
-        <w:rPr>
-          <w:lang w:val="en-PK"/>
-        </w:rPr>
-      </w:pPr>
-    </w:p>
-    <w:p>
-      <w:pPr>
-        <w:rPr>
-          <w:lang w:val="en-PK"/>
-        </w:rPr>
-      </w:pPr>
-      <w:r>
-        <w:rPr>
-          <w:lang w:val="en-PK"/>
-        </w:rPr>
-        <w:t>            s2Freq.put(</w:t>
-      </w:r>
-      <w:proofErr w:type="spellStart"/>
-      <w:r>
-        <w:rPr>
-          <w:lang w:val="en-PK"/>
-        </w:rPr>
-        <w:t>leftChar</w:t>
-      </w:r>
-      <w:proofErr w:type="spellEnd"/>
-      <w:r>
-        <w:rPr>
-          <w:lang w:val="en-PK"/>
-        </w:rPr>
-        <w:t>, s2Freq.get(</w:t>
-      </w:r>
-      <w:proofErr w:type="spellStart"/>
-      <w:r>
-        <w:rPr>
-          <w:lang w:val="en-PK"/>
-        </w:rPr>
-        <w:t>leftChar</w:t>
-      </w:r>
-      <w:proofErr w:type="spellEnd"/>
-      <w:r>
-        <w:rPr>
-          <w:lang w:val="en-PK"/>
-        </w:rPr>
-        <w:t>)  -  1);</w:t>
-      </w:r>
-    </w:p>
-    <w:p>
-      <w:pPr>
-        <w:rPr>
-          <w:lang w:val="en-PK"/>
-        </w:rPr>
-      </w:pPr>
-    </w:p>
-    <w:p>
-      <w:pPr>
-        <w:rPr>
-          <w:lang w:val="en-PK"/>
-        </w:rPr>
-      </w:pPr>
-      <w:r>
-        <w:rPr>
-          <w:lang w:val="en-PK"/>
-        </w:rPr>
-        <w:t>            if (  s2Freq.get(</w:t>
-      </w:r>
-      <w:proofErr w:type="spellStart"/>
-      <w:r>
-        <w:rPr>
-          <w:lang w:val="en-PK"/>
-        </w:rPr>
-        <w:t>leftChar</w:t>
-      </w:r>
-      <w:proofErr w:type="spellEnd"/>
-      <w:r>
-        <w:rPr>
-          <w:lang w:val="en-PK"/>
-        </w:rPr>
-        <w:t>)==0  ){</w:t>
-      </w:r>
-    </w:p>
-    <w:p>
-      <w:pPr>
-        <w:rPr>
-          <w:lang w:val="en-PK"/>
-        </w:rPr>
-      </w:pPr>
-      <w:r>
-        <w:rPr>
-          <w:lang w:val="en-PK"/>
-        </w:rPr>
-        <w:t>                s2Freq.remove(</w:t>
-      </w:r>
-      <w:proofErr w:type="spellStart"/>
-      <w:r>
-        <w:rPr>
-          <w:lang w:val="en-PK"/>
-        </w:rPr>
-        <w:t>leftChar</w:t>
-      </w:r>
-      <w:proofErr w:type="spellEnd"/>
-      <w:r>
-        <w:rPr>
-          <w:lang w:val="en-PK"/>
-        </w:rPr>
-        <w:t>);</w:t>
+        <w:t>            char leftChar = s2.charAt(left);</w:t>
+      </w:r>
+    </w:p>
+    <w:p>
+      <w:pPr>
+        <w:rPr>
+          <w:lang w:val="en-PK"/>
+        </w:rPr>
+      </w:pPr>
+    </w:p>
+    <w:p>
+      <w:pPr>
+        <w:rPr>
+          <w:lang w:val="en-PK"/>
+        </w:rPr>
+      </w:pPr>
+      <w:r>
+        <w:rPr>
+          <w:lang w:val="en-PK"/>
+        </w:rPr>
+        <w:t>            s2Freq.put(leftChar, s2Freq.get(leftChar)  -  1);</w:t>
+      </w:r>
+    </w:p>
+    <w:p>
+      <w:pPr>
+        <w:rPr>
+          <w:lang w:val="en-PK"/>
+        </w:rPr>
+      </w:pPr>
+    </w:p>
+    <w:p>
+      <w:pPr>
+        <w:rPr>
+          <w:lang w:val="en-PK"/>
+        </w:rPr>
+      </w:pPr>
+      <w:r>
+        <w:rPr>
+          <w:lang w:val="en-PK"/>
+        </w:rPr>
+        <w:t>            if (  s2Freq.get(leftChar)==0  ){</w:t>
+      </w:r>
+    </w:p>
+    <w:p>
+      <w:pPr>
+        <w:rPr>
+          <w:lang w:val="en-PK"/>
+        </w:rPr>
+      </w:pPr>
+      <w:r>
+        <w:rPr>
+          <w:lang w:val="en-PK"/>
+        </w:rPr>
+        <w:t>                s2Freq.remove(leftChar);</w:t>
       </w:r>
     </w:p>
     <w:p>
@@ -5894,35 +4664,7 @@
         <w:rPr>
           <w:lang w:val="en-PK"/>
         </w:rPr>
-        <w:t xml:space="preserve">    public int </w:t>
-      </w:r>
-      <w:proofErr w:type="spellStart"/>
-      <w:r>
-        <w:rPr>
-          <w:lang w:val="en-PK"/>
-        </w:rPr>
-        <w:t>minSubArrayLen</w:t>
-      </w:r>
-      <w:proofErr w:type="spellEnd"/>
-      <w:r>
-        <w:rPr>
-          <w:lang w:val="en-PK"/>
-        </w:rPr>
-        <w:t xml:space="preserve">(int target, int[] </w:t>
-      </w:r>
-      <w:proofErr w:type="spellStart"/>
-      <w:r>
-        <w:rPr>
-          <w:lang w:val="en-PK"/>
-        </w:rPr>
-        <w:t>nums</w:t>
-      </w:r>
-      <w:proofErr w:type="spellEnd"/>
-      <w:r>
-        <w:rPr>
-          <w:lang w:val="en-PK"/>
-        </w:rPr>
-        <w:t>) {</w:t>
+        <w:t>    public int minSubArrayLen(int target, int[] nums) {</w:t>
       </w:r>
     </w:p>
     <w:p>
@@ -5968,21 +4710,7 @@
         <w:rPr>
           <w:lang w:val="en-PK"/>
         </w:rPr>
-        <w:t xml:space="preserve">        // when </w:t>
-      </w:r>
-      <w:proofErr w:type="spellStart"/>
-      <w:r>
-        <w:rPr>
-          <w:lang w:val="en-PK"/>
-        </w:rPr>
-        <w:t>currSum</w:t>
-      </w:r>
-      <w:proofErr w:type="spellEnd"/>
-      <w:r>
-        <w:rPr>
-          <w:lang w:val="en-PK"/>
-        </w:rPr>
-        <w:t xml:space="preserve"> &gt;= target, decrease the window and check length</w:t>
+        <w:t>        // when currSum &gt;= target, decrease the window and check length</w:t>
       </w:r>
     </w:p>
     <w:p>
@@ -6008,109 +4736,625 @@
         <w:rPr>
           <w:lang w:val="en-PK"/>
         </w:rPr>
-        <w:t xml:space="preserve">        int </w:t>
-      </w:r>
-      <w:proofErr w:type="spellStart"/>
-      <w:r>
-        <w:rPr>
-          <w:lang w:val="en-PK"/>
-        </w:rPr>
-        <w:t>currSum</w:t>
-      </w:r>
-      <w:proofErr w:type="spellEnd"/>
-      <w:r>
-        <w:rPr>
-          <w:lang w:val="en-PK"/>
-        </w:rPr>
-        <w:t xml:space="preserve"> = 0;</w:t>
-      </w:r>
-    </w:p>
-    <w:p>
-      <w:pPr>
-        <w:rPr>
-          <w:lang w:val="en-PK"/>
-        </w:rPr>
-      </w:pPr>
-      <w:r>
-        <w:rPr>
-          <w:lang w:val="en-PK"/>
-        </w:rPr>
-        <w:t xml:space="preserve">        int </w:t>
-      </w:r>
-      <w:proofErr w:type="spellStart"/>
-      <w:r>
-        <w:rPr>
-          <w:lang w:val="en-PK"/>
-        </w:rPr>
-        <w:t>len</w:t>
-      </w:r>
-      <w:proofErr w:type="spellEnd"/>
-      <w:r>
-        <w:rPr>
-          <w:lang w:val="en-PK"/>
-        </w:rPr>
-        <w:t xml:space="preserve"> = 100000;</w:t>
-      </w:r>
-    </w:p>
-    <w:p>
-      <w:pPr>
-        <w:rPr>
-          <w:lang w:val="en-PK"/>
-        </w:rPr>
-      </w:pPr>
-      <w:r>
-        <w:rPr>
-          <w:lang w:val="en-PK"/>
-        </w:rPr>
-        <w:t xml:space="preserve">        int n = </w:t>
-      </w:r>
-      <w:proofErr w:type="spellStart"/>
-      <w:r>
-        <w:rPr>
-          <w:lang w:val="en-PK"/>
-        </w:rPr>
-        <w:t>nums.length</w:t>
-      </w:r>
-      <w:proofErr w:type="spellEnd"/>
-      <w:r>
-        <w:rPr>
-          <w:lang w:val="en-PK"/>
-        </w:rPr>
-        <w:t>;</w:t>
-      </w:r>
-    </w:p>
-    <w:p>
-      <w:pPr>
-        <w:rPr>
-          <w:lang w:val="en-PK"/>
-        </w:rPr>
-      </w:pPr>
-    </w:p>
-    <w:p>
-      <w:pPr>
-        <w:rPr>
-          <w:lang w:val="en-PK"/>
-        </w:rPr>
-      </w:pPr>
-      <w:r>
-        <w:rPr>
-          <w:lang w:val="en-PK"/>
-        </w:rPr>
-        <w:t xml:space="preserve">        for(int right=0; right &lt; </w:t>
-      </w:r>
-      <w:proofErr w:type="spellStart"/>
-      <w:r>
-        <w:rPr>
-          <w:lang w:val="en-PK"/>
-        </w:rPr>
-        <w:t>nums.length</w:t>
-      </w:r>
-      <w:proofErr w:type="spellEnd"/>
-      <w:r>
-        <w:rPr>
-          <w:lang w:val="en-PK"/>
-        </w:rPr>
-        <w:t>; right+=1){</w:t>
+        <w:t>        int currSum = 0;</w:t>
+      </w:r>
+    </w:p>
+    <w:p>
+      <w:pPr>
+        <w:rPr>
+          <w:lang w:val="en-PK"/>
+        </w:rPr>
+      </w:pPr>
+      <w:r>
+        <w:rPr>
+          <w:lang w:val="en-PK"/>
+        </w:rPr>
+        <w:t>        int len = 100000;</w:t>
+      </w:r>
+    </w:p>
+    <w:p>
+      <w:pPr>
+        <w:rPr>
+          <w:lang w:val="en-PK"/>
+        </w:rPr>
+      </w:pPr>
+      <w:r>
+        <w:rPr>
+          <w:lang w:val="en-PK"/>
+        </w:rPr>
+        <w:t>        int n = nums.length;</w:t>
+      </w:r>
+    </w:p>
+    <w:p>
+      <w:pPr>
+        <w:rPr>
+          <w:lang w:val="en-PK"/>
+        </w:rPr>
+      </w:pPr>
+    </w:p>
+    <w:p>
+      <w:pPr>
+        <w:rPr>
+          <w:lang w:val="en-PK"/>
+        </w:rPr>
+      </w:pPr>
+      <w:r>
+        <w:rPr>
+          <w:lang w:val="en-PK"/>
+        </w:rPr>
+        <w:t>        for(int right=0; right &lt; nums.length; right+=1){</w:t>
+      </w:r>
+    </w:p>
+    <w:p>
+      <w:pPr>
+        <w:rPr>
+          <w:lang w:val="en-PK"/>
+        </w:rPr>
+      </w:pPr>
+    </w:p>
+    <w:p>
+      <w:pPr>
+        <w:rPr>
+          <w:lang w:val="en-PK"/>
+        </w:rPr>
+      </w:pPr>
+      <w:r>
+        <w:rPr>
+          <w:lang w:val="en-PK"/>
+        </w:rPr>
+        <w:t>            currSum += nums[right];</w:t>
+      </w:r>
+    </w:p>
+    <w:p>
+      <w:pPr>
+        <w:rPr>
+          <w:lang w:val="en-PK"/>
+        </w:rPr>
+      </w:pPr>
+    </w:p>
+    <w:p>
+      <w:pPr>
+        <w:rPr>
+          <w:lang w:val="en-PK"/>
+        </w:rPr>
+      </w:pPr>
+      <w:r>
+        <w:rPr>
+          <w:lang w:val="en-PK"/>
+        </w:rPr>
+        <w:t>            while(currSum&gt;=target){</w:t>
+      </w:r>
+    </w:p>
+    <w:p>
+      <w:pPr>
+        <w:rPr>
+          <w:lang w:val="en-PK"/>
+        </w:rPr>
+      </w:pPr>
+      <w:r>
+        <w:rPr>
+          <w:lang w:val="en-PK"/>
+        </w:rPr>
+        <w:lastRenderedPageBreak/>
+        <w:t>                currSum-=nums[left];</w:t>
+      </w:r>
+    </w:p>
+    <w:p>
+      <w:pPr>
+        <w:rPr>
+          <w:lang w:val="en-PK"/>
+        </w:rPr>
+      </w:pPr>
+      <w:r>
+        <w:rPr>
+          <w:lang w:val="en-PK"/>
+        </w:rPr>
+        <w:t>                left+=1;</w:t>
+      </w:r>
+    </w:p>
+    <w:p>
+      <w:pPr>
+        <w:rPr>
+          <w:lang w:val="en-PK"/>
+        </w:rPr>
+      </w:pPr>
+      <w:r>
+        <w:rPr>
+          <w:lang w:val="en-PK"/>
+        </w:rPr>
+        <w:t>                len = Math.min(len, right - left + 1);</w:t>
+      </w:r>
+    </w:p>
+    <w:p>
+      <w:pPr>
+        <w:rPr>
+          <w:lang w:val="en-PK"/>
+        </w:rPr>
+      </w:pPr>
+      <w:r>
+        <w:rPr>
+          <w:lang w:val="en-PK"/>
+        </w:rPr>
+        <w:t>            }</w:t>
+      </w:r>
+    </w:p>
+    <w:p>
+      <w:pPr>
+        <w:rPr>
+          <w:lang w:val="en-PK"/>
+        </w:rPr>
+      </w:pPr>
+    </w:p>
+    <w:p>
+      <w:pPr>
+        <w:rPr>
+          <w:lang w:val="en-PK"/>
+        </w:rPr>
+      </w:pPr>
+      <w:r>
+        <w:rPr>
+          <w:lang w:val="en-PK"/>
+        </w:rPr>
+        <w:t>        }</w:t>
+      </w:r>
+    </w:p>
+    <w:p>
+      <w:pPr>
+        <w:rPr>
+          <w:lang w:val="en-PK"/>
+        </w:rPr>
+      </w:pPr>
+    </w:p>
+    <w:p>
+      <w:pPr>
+        <w:rPr>
+          <w:lang w:val="en-PK"/>
+        </w:rPr>
+      </w:pPr>
+      <w:r>
+        <w:rPr>
+          <w:lang w:val="en-PK"/>
+        </w:rPr>
+        <w:t>        if(len == 100000)</w:t>
+      </w:r>
+    </w:p>
+    <w:p>
+      <w:pPr>
+        <w:rPr>
+          <w:lang w:val="en-PK"/>
+        </w:rPr>
+      </w:pPr>
+      <w:r>
+        <w:rPr>
+          <w:lang w:val="en-PK"/>
+        </w:rPr>
+        <w:t>           return 0;</w:t>
+      </w:r>
+    </w:p>
+    <w:p>
+      <w:pPr>
+        <w:rPr>
+          <w:lang w:val="en-PK"/>
+        </w:rPr>
+      </w:pPr>
+    </w:p>
+    <w:p>
+      <w:pPr>
+        <w:rPr>
+          <w:lang w:val="en-PK"/>
+        </w:rPr>
+      </w:pPr>
+      <w:r>
+        <w:rPr>
+          <w:lang w:val="en-PK"/>
+        </w:rPr>
+        <w:t>        return len+1;</w:t>
+      </w:r>
+    </w:p>
+    <w:p>
+      <w:pPr>
+        <w:rPr>
+          <w:lang w:val="en-PK"/>
+        </w:rPr>
+      </w:pPr>
+      <w:r>
+        <w:rPr>
+          <w:lang w:val="en-PK"/>
+        </w:rPr>
+        <w:t xml:space="preserve">        </w:t>
+      </w:r>
+    </w:p>
+    <w:p>
+      <w:pPr>
+        <w:rPr>
+          <w:lang w:val="en-PK"/>
+        </w:rPr>
+      </w:pPr>
+      <w:r>
+        <w:rPr>
+          <w:lang w:val="en-PK"/>
+        </w:rPr>
+        <w:t>    }</w:t>
+      </w:r>
+    </w:p>
+    <w:p>
+      <w:pPr>
+        <w:rPr>
+          <w:lang w:val="en-PK"/>
+        </w:rPr>
+      </w:pPr>
+    </w:p>
+    <w:p>
+      <w:pPr>
+        <w:rPr>
+          <w:lang w:val="en-PK"/>
+        </w:rPr>
+      </w:pPr>
+      <w:r>
+        <w:rPr>
+          <w:lang w:val="en-PK"/>
+        </w:rPr>
+        <w:t>}</w:t>
+      </w:r>
+    </w:p>
+    <w:p>
+      <w:pPr>
+        <w:rPr>
+          <w:lang w:val="en-PK"/>
+        </w:rPr>
+      </w:pPr>
+    </w:p>
+    <w:p>
+      <w:pPr>
+        <w:rPr>
+          <w:lang w:val="en-PK"/>
+        </w:rPr>
+      </w:pPr>
+      <w:hyperlink r:id="rId12" w:history="1">
+        <w:r>
+          <w:rPr>
+            <w:rStyle w:val="Hyperlink"/>
+            <w:b/>
+            <w:bCs/>
+          </w:rPr>
+          <w:t>Minimum Window Substring</w:t>
+        </w:r>
+      </w:hyperlink>
+    </w:p>
+    <w:p>
+      <w:pPr>
+        <w:rPr>
+          <w:lang w:val="en-PK"/>
+        </w:rPr>
+      </w:pPr>
+      <w:r>
+        <w:rPr>
+          <w:lang w:val="en-PK"/>
+        </w:rPr>
+        <w:t>class Solution {</w:t>
+      </w:r>
+    </w:p>
+    <w:p>
+      <w:pPr>
+        <w:rPr>
+          <w:lang w:val="en-PK"/>
+        </w:rPr>
+      </w:pPr>
+      <w:r>
+        <w:rPr>
+          <w:lang w:val="en-PK"/>
+        </w:rPr>
+        <w:t>    public String minWindow(String s, String t) {</w:t>
+      </w:r>
+    </w:p>
+    <w:p>
+      <w:pPr>
+        <w:rPr>
+          <w:lang w:val="en-PK"/>
+        </w:rPr>
+      </w:pPr>
+    </w:p>
+    <w:p>
+      <w:pPr>
+        <w:rPr>
+          <w:lang w:val="en-PK"/>
+        </w:rPr>
+      </w:pPr>
+      <w:r>
+        <w:rPr>
+          <w:lang w:val="en-PK"/>
+        </w:rPr>
+        <w:t>        // mistakes new keyword forgetting</w:t>
+      </w:r>
+    </w:p>
+    <w:p>
+      <w:pPr>
+        <w:rPr>
+          <w:lang w:val="en-PK"/>
+        </w:rPr>
+      </w:pPr>
+      <w:r>
+        <w:rPr>
+          <w:lang w:val="en-PK"/>
+        </w:rPr>
+        <w:t>        // brackets mistake</w:t>
+      </w:r>
+    </w:p>
+    <w:p>
+      <w:pPr>
+        <w:rPr>
+          <w:lang w:val="en-PK"/>
+        </w:rPr>
+      </w:pPr>
+      <w:r>
+        <w:rPr>
+          <w:lang w:val="en-PK"/>
+        </w:rPr>
+        <w:t xml:space="preserve">        // string has charAt, don't use index </w:t>
+      </w:r>
+    </w:p>
+    <w:p>
+      <w:pPr>
+        <w:rPr>
+          <w:lang w:val="en-PK"/>
+        </w:rPr>
+      </w:pPr>
+      <w:r>
+        <w:rPr>
+          <w:lang w:val="en-PK"/>
+        </w:rPr>
+        <w:t>        // convert string to toCharArray for for each loop</w:t>
+      </w:r>
+    </w:p>
+    <w:p>
+      <w:pPr>
+        <w:rPr>
+          <w:lang w:val="en-PK"/>
+        </w:rPr>
+      </w:pPr>
+    </w:p>
+    <w:p>
+      <w:pPr>
+        <w:rPr>
+          <w:lang w:val="en-PK"/>
+        </w:rPr>
+      </w:pPr>
+      <w:r>
+        <w:rPr>
+          <w:lang w:val="en-PK"/>
+        </w:rPr>
+        <w:t>        // counting frequency of t string</w:t>
+      </w:r>
+    </w:p>
+    <w:p>
+      <w:pPr>
+        <w:rPr>
+          <w:lang w:val="en-PK"/>
+        </w:rPr>
+      </w:pPr>
+      <w:r>
+        <w:rPr>
+          <w:lang w:val="en-PK"/>
+        </w:rPr>
+        <w:t>        // decrement the frequency and if counter becomes 0 enter in while body</w:t>
+      </w:r>
+    </w:p>
+    <w:p>
+      <w:pPr>
+        <w:rPr>
+          <w:lang w:val="en-PK"/>
+        </w:rPr>
+      </w:pPr>
+      <w:r>
+        <w:rPr>
+          <w:lang w:val="en-PK"/>
+        </w:rPr>
+        <w:t>        // increment the frequncy by one, if frequency already greater than 0 then</w:t>
+      </w:r>
+    </w:p>
+    <w:p>
+      <w:pPr>
+        <w:rPr>
+          <w:lang w:val="en-PK"/>
+        </w:rPr>
+      </w:pPr>
+      <w:r>
+        <w:rPr>
+          <w:lang w:val="en-PK"/>
+        </w:rPr>
+        <w:t>        // it is t character so counter will increase by 1 and loop will break</w:t>
+      </w:r>
+    </w:p>
+    <w:p>
+      <w:pPr>
+        <w:rPr>
+          <w:lang w:val="en-PK"/>
+        </w:rPr>
+      </w:pPr>
+    </w:p>
+    <w:p>
+      <w:pPr>
+        <w:rPr>
+          <w:lang w:val="en-PK"/>
+        </w:rPr>
+      </w:pPr>
+      <w:r>
+        <w:rPr>
+          <w:lang w:val="en-PK"/>
+        </w:rPr>
+        <w:lastRenderedPageBreak/>
+        <w:t>        int left = 0;</w:t>
+      </w:r>
+    </w:p>
+    <w:p>
+      <w:pPr>
+        <w:rPr>
+          <w:lang w:val="en-PK"/>
+        </w:rPr>
+      </w:pPr>
+      <w:r>
+        <w:rPr>
+          <w:lang w:val="en-PK"/>
+        </w:rPr>
+        <w:t>        int minLength = Integer.MAX_VALUE;</w:t>
+      </w:r>
+    </w:p>
+    <w:p>
+      <w:pPr>
+        <w:rPr>
+          <w:lang w:val="en-PK"/>
+        </w:rPr>
+      </w:pPr>
+      <w:r>
+        <w:rPr>
+          <w:lang w:val="en-PK"/>
+        </w:rPr>
+        <w:t>        HashMap&lt;Character,Integer&gt; map = new HashMap&lt;Character,Integer&gt;();</w:t>
+      </w:r>
+    </w:p>
+    <w:p>
+      <w:pPr>
+        <w:rPr>
+          <w:lang w:val="en-PK"/>
+        </w:rPr>
+      </w:pPr>
+      <w:r>
+        <w:rPr>
+          <w:lang w:val="en-PK"/>
+        </w:rPr>
+        <w:t>       </w:t>
+      </w:r>
+    </w:p>
+    <w:p>
+      <w:pPr>
+        <w:rPr>
+          <w:lang w:val="en-PK"/>
+        </w:rPr>
+      </w:pPr>
+      <w:r>
+        <w:rPr>
+          <w:lang w:val="en-PK"/>
+        </w:rPr>
+        <w:t>        // Map to hold values</w:t>
+      </w:r>
+    </w:p>
+    <w:p>
+      <w:pPr>
+        <w:rPr>
+          <w:lang w:val="en-PK"/>
+        </w:rPr>
+      </w:pPr>
+      <w:r>
+        <w:rPr>
+          <w:lang w:val="en-PK"/>
+        </w:rPr>
+        <w:t>        for(Character s1 : t.toCharArray()){</w:t>
+      </w:r>
+    </w:p>
+    <w:p>
+      <w:pPr>
+        <w:rPr>
+          <w:lang w:val="en-PK"/>
+        </w:rPr>
+      </w:pPr>
+      <w:r>
+        <w:rPr>
+          <w:lang w:val="en-PK"/>
+        </w:rPr>
+        <w:t>            map.put( s1, map.getOrDefault(s1,0) + 1);</w:t>
+      </w:r>
+    </w:p>
+    <w:p>
+      <w:pPr>
+        <w:rPr>
+          <w:lang w:val="en-PK"/>
+        </w:rPr>
+      </w:pPr>
+      <w:r>
+        <w:rPr>
+          <w:lang w:val="en-PK"/>
+        </w:rPr>
+        <w:t>        }</w:t>
+      </w:r>
+    </w:p>
+    <w:p>
+      <w:pPr>
+        <w:rPr>
+          <w:lang w:val="en-PK"/>
+        </w:rPr>
+      </w:pPr>
+    </w:p>
+    <w:p>
+      <w:pPr>
+        <w:rPr>
+          <w:lang w:val="en-PK"/>
+        </w:rPr>
+      </w:pPr>
+      <w:r>
+        <w:rPr>
+          <w:lang w:val="en-PK"/>
+        </w:rPr>
+        <w:t>        int n = s.length();</w:t>
+      </w:r>
+    </w:p>
+    <w:p>
+      <w:pPr>
+        <w:rPr>
+          <w:lang w:val="en-PK"/>
+        </w:rPr>
+      </w:pPr>
+    </w:p>
+    <w:p>
+      <w:pPr>
+        <w:rPr>
+          <w:lang w:val="en-PK"/>
+        </w:rPr>
+      </w:pPr>
+      <w:r>
+        <w:rPr>
+          <w:lang w:val="en-PK"/>
+        </w:rPr>
+        <w:t>        int counter = t.length();</w:t>
+      </w:r>
+    </w:p>
+    <w:p>
+      <w:pPr>
+        <w:rPr>
+          <w:lang w:val="en-PK"/>
+        </w:rPr>
+      </w:pPr>
+    </w:p>
+    <w:p>
+      <w:pPr>
+        <w:rPr>
+          <w:lang w:val="en-PK"/>
+        </w:rPr>
+      </w:pPr>
+      <w:r>
+        <w:rPr>
+          <w:lang w:val="en-PK"/>
+        </w:rPr>
+        <w:t>        int myStart = -1;</w:t>
+      </w:r>
+    </w:p>
+    <w:p>
+      <w:pPr>
+        <w:rPr>
+          <w:lang w:val="en-PK"/>
+        </w:rPr>
+      </w:pPr>
+    </w:p>
+    <w:p>
+      <w:pPr>
+        <w:rPr>
+          <w:lang w:val="en-PK"/>
+        </w:rPr>
+      </w:pPr>
+      <w:r>
+        <w:rPr>
+          <w:lang w:val="en-PK"/>
+        </w:rPr>
+        <w:t>        for ( int right =0; right &lt; n; right++ ) {</w:t>
       </w:r>
     </w:p>
     <w:p>
@@ -6132,68 +5376,144 @@
         </w:rPr>
         <w:t xml:space="preserve">            </w:t>
       </w:r>
-      <w:proofErr w:type="spellStart"/>
-      <w:r>
-        <w:rPr>
-          <w:lang w:val="en-PK"/>
-        </w:rPr>
-        <w:t>currSum</w:t>
-      </w:r>
-      <w:proofErr w:type="spellEnd"/>
-      <w:r>
-        <w:rPr>
-          <w:lang w:val="en-PK"/>
-        </w:rPr>
-        <w:t xml:space="preserve"> += </w:t>
-      </w:r>
-      <w:proofErr w:type="spellStart"/>
-      <w:r>
-        <w:rPr>
-          <w:lang w:val="en-PK"/>
-        </w:rPr>
-        <w:t>nums</w:t>
-      </w:r>
-      <w:proofErr w:type="spellEnd"/>
-      <w:r>
-        <w:rPr>
-          <w:lang w:val="en-PK"/>
-        </w:rPr>
-        <w:t>[right];</w:t>
-      </w:r>
-    </w:p>
-    <w:p>
-      <w:pPr>
-        <w:rPr>
-          <w:lang w:val="en-PK"/>
-        </w:rPr>
-      </w:pPr>
-    </w:p>
-    <w:p>
-      <w:pPr>
-        <w:rPr>
-          <w:lang w:val="en-PK"/>
-        </w:rPr>
-      </w:pPr>
-      <w:r>
-        <w:rPr>
-          <w:lang w:val="en-PK"/>
-        </w:rPr>
-        <w:t>            while(</w:t>
-      </w:r>
-      <w:proofErr w:type="spellStart"/>
-      <w:r>
-        <w:rPr>
-          <w:lang w:val="en-PK"/>
-        </w:rPr>
-        <w:t>currSum</w:t>
-      </w:r>
-      <w:proofErr w:type="spellEnd"/>
-      <w:r>
-        <w:rPr>
-          <w:lang w:val="en-PK"/>
-        </w:rPr>
-        <w:t>&gt;=target){</w:t>
-      </w:r>
+    </w:p>
+    <w:p>
+      <w:pPr>
+        <w:rPr>
+          <w:lang w:val="en-PK"/>
+        </w:rPr>
+      </w:pPr>
+      <w:r>
+        <w:rPr>
+          <w:lang w:val="en-PK"/>
+        </w:rPr>
+        <w:t>            if (  map.getOrDefault ( s.charAt(right) ,0)   &gt;0 ) {</w:t>
+      </w:r>
+    </w:p>
+    <w:p>
+      <w:pPr>
+        <w:rPr>
+          <w:lang w:val="en-PK"/>
+        </w:rPr>
+      </w:pPr>
+      <w:r>
+        <w:rPr>
+          <w:lang w:val="en-PK"/>
+        </w:rPr>
+        <w:t>                    // incremented as it belongs to t string</w:t>
+      </w:r>
+    </w:p>
+    <w:p>
+      <w:pPr>
+        <w:rPr>
+          <w:lang w:val="en-PK"/>
+        </w:rPr>
+      </w:pPr>
+      <w:r>
+        <w:rPr>
+          <w:lang w:val="en-PK"/>
+        </w:rPr>
+        <w:t>                    counter-=1;</w:t>
+      </w:r>
+    </w:p>
+    <w:p>
+      <w:pPr>
+        <w:rPr>
+          <w:lang w:val="en-PK"/>
+        </w:rPr>
+      </w:pPr>
+      <w:r>
+        <w:rPr>
+          <w:lang w:val="en-PK"/>
+        </w:rPr>
+        <w:t>                }</w:t>
+      </w:r>
+    </w:p>
+    <w:p>
+      <w:pPr>
+        <w:rPr>
+          <w:lang w:val="en-PK"/>
+        </w:rPr>
+      </w:pPr>
+      <w:r>
+        <w:rPr>
+          <w:lang w:val="en-PK"/>
+        </w:rPr>
+        <w:t xml:space="preserve">            </w:t>
+      </w:r>
+    </w:p>
+    <w:p>
+      <w:pPr>
+        <w:rPr>
+          <w:lang w:val="en-PK"/>
+        </w:rPr>
+      </w:pPr>
+      <w:r>
+        <w:rPr>
+          <w:lang w:val="en-PK"/>
+        </w:rPr>
+        <w:t>            // decrement by 1</w:t>
+      </w:r>
+    </w:p>
+    <w:p>
+      <w:pPr>
+        <w:rPr>
+          <w:lang w:val="en-PK"/>
+        </w:rPr>
+      </w:pPr>
+      <w:r>
+        <w:rPr>
+          <w:lang w:val="en-PK"/>
+        </w:rPr>
+        <w:t>            map.put( s.charAt(right), map.getOrDefault(s.charAt(right),0) - 1);</w:t>
+      </w:r>
+    </w:p>
+    <w:p>
+      <w:pPr>
+        <w:rPr>
+          <w:lang w:val="en-PK"/>
+        </w:rPr>
+      </w:pPr>
+    </w:p>
+    <w:p>
+      <w:pPr>
+        <w:rPr>
+          <w:lang w:val="en-PK"/>
+        </w:rPr>
+      </w:pPr>
+      <w:r>
+        <w:rPr>
+          <w:lang w:val="en-PK"/>
+        </w:rPr>
+        <w:t>            while( counter == 0){</w:t>
+      </w:r>
+    </w:p>
+    <w:p>
+      <w:pPr>
+        <w:rPr>
+          <w:lang w:val="en-PK"/>
+        </w:rPr>
+      </w:pPr>
+    </w:p>
+    <w:p>
+      <w:pPr>
+        <w:rPr>
+          <w:lang w:val="en-PK"/>
+        </w:rPr>
+      </w:pPr>
+      <w:r>
+        <w:rPr>
+          <w:lang w:val="en-PK"/>
+        </w:rPr>
+        <w:t>                int curr  = right - left + 1;</w:t>
+      </w:r>
+    </w:p>
+    <w:p>
+      <w:pPr>
+        <w:rPr>
+          <w:lang w:val="en-PK"/>
+        </w:rPr>
+      </w:pPr>
     </w:p>
     <w:p>
       <w:pPr>
@@ -6206,36 +5526,147 @@
           <w:lang w:val="en-PK"/>
         </w:rPr>
         <w:lastRenderedPageBreak/>
-        <w:t xml:space="preserve">                </w:t>
-      </w:r>
-      <w:proofErr w:type="spellStart"/>
-      <w:r>
-        <w:rPr>
-          <w:lang w:val="en-PK"/>
-        </w:rPr>
-        <w:t>currSum</w:t>
-      </w:r>
-      <w:proofErr w:type="spellEnd"/>
-      <w:r>
-        <w:rPr>
-          <w:lang w:val="en-PK"/>
-        </w:rPr>
-        <w:t>-=</w:t>
-      </w:r>
-      <w:proofErr w:type="spellStart"/>
-      <w:r>
-        <w:rPr>
-          <w:lang w:val="en-PK"/>
-        </w:rPr>
-        <w:t>nums</w:t>
-      </w:r>
-      <w:proofErr w:type="spellEnd"/>
-      <w:r>
-        <w:rPr>
-          <w:lang w:val="en-PK"/>
-        </w:rPr>
-        <w:t>[left];</w:t>
-      </w:r>
+        <w:t>                if ( curr &lt; minLength ){</w:t>
+      </w:r>
+    </w:p>
+    <w:p>
+      <w:pPr>
+        <w:rPr>
+          <w:lang w:val="en-PK"/>
+        </w:rPr>
+      </w:pPr>
+    </w:p>
+    <w:p>
+      <w:pPr>
+        <w:rPr>
+          <w:lang w:val="en-PK"/>
+        </w:rPr>
+      </w:pPr>
+      <w:r>
+        <w:rPr>
+          <w:lang w:val="en-PK"/>
+        </w:rPr>
+        <w:t>                    minLength = curr;</w:t>
+      </w:r>
+    </w:p>
+    <w:p>
+      <w:pPr>
+        <w:rPr>
+          <w:lang w:val="en-PK"/>
+        </w:rPr>
+      </w:pPr>
+      <w:r>
+        <w:rPr>
+          <w:lang w:val="en-PK"/>
+        </w:rPr>
+        <w:t>                    myStart = left;</w:t>
+      </w:r>
+    </w:p>
+    <w:p>
+      <w:pPr>
+        <w:rPr>
+          <w:lang w:val="en-PK"/>
+        </w:rPr>
+      </w:pPr>
+    </w:p>
+    <w:p>
+      <w:pPr>
+        <w:rPr>
+          <w:lang w:val="en-PK"/>
+        </w:rPr>
+      </w:pPr>
+      <w:r>
+        <w:rPr>
+          <w:lang w:val="en-PK"/>
+        </w:rPr>
+        <w:t>                }</w:t>
+      </w:r>
+    </w:p>
+    <w:p>
+      <w:pPr>
+        <w:rPr>
+          <w:lang w:val="en-PK"/>
+        </w:rPr>
+      </w:pPr>
+    </w:p>
+    <w:p>
+      <w:pPr>
+        <w:rPr>
+          <w:lang w:val="en-PK"/>
+        </w:rPr>
+      </w:pPr>
+      <w:r>
+        <w:rPr>
+          <w:lang w:val="en-PK"/>
+        </w:rPr>
+        <w:t>                map.put( s.charAt(left), map.getOrDefault(s.charAt(left),0) + 1); // increment by 1</w:t>
+      </w:r>
+    </w:p>
+    <w:p>
+      <w:pPr>
+        <w:rPr>
+          <w:lang w:val="en-PK"/>
+        </w:rPr>
+      </w:pPr>
+    </w:p>
+    <w:p>
+      <w:pPr>
+        <w:rPr>
+          <w:lang w:val="en-PK"/>
+        </w:rPr>
+      </w:pPr>
+      <w:r>
+        <w:rPr>
+          <w:lang w:val="en-PK"/>
+        </w:rPr>
+        <w:t>                if (  map.getOrDefault ( s.charAt(left) ,0)   &gt;0 )  {</w:t>
+      </w:r>
+    </w:p>
+    <w:p>
+      <w:pPr>
+        <w:rPr>
+          <w:lang w:val="en-PK"/>
+        </w:rPr>
+      </w:pPr>
+      <w:r>
+        <w:rPr>
+          <w:lang w:val="en-PK"/>
+        </w:rPr>
+        <w:t>                    // incremented as it belongs to t string</w:t>
+      </w:r>
+    </w:p>
+    <w:p>
+      <w:pPr>
+        <w:rPr>
+          <w:lang w:val="en-PK"/>
+        </w:rPr>
+      </w:pPr>
+      <w:r>
+        <w:rPr>
+          <w:lang w:val="en-PK"/>
+        </w:rPr>
+        <w:t>                    counter+=1;</w:t>
+      </w:r>
+    </w:p>
+    <w:p>
+      <w:pPr>
+        <w:rPr>
+          <w:lang w:val="en-PK"/>
+        </w:rPr>
+      </w:pPr>
+      <w:r>
+        <w:rPr>
+          <w:lang w:val="en-PK"/>
+        </w:rPr>
+        <w:t>                }</w:t>
+      </w:r>
+    </w:p>
+    <w:p>
+      <w:pPr>
+        <w:rPr>
+          <w:lang w:val="en-PK"/>
+        </w:rPr>
+      </w:pPr>
     </w:p>
     <w:p>
       <w:pPr>
@@ -6256,54 +5687,6 @@
           <w:lang w:val="en-PK"/>
         </w:rPr>
       </w:pPr>
-      <w:r>
-        <w:rPr>
-          <w:lang w:val="en-PK"/>
-        </w:rPr>
-        <w:t xml:space="preserve">                </w:t>
-      </w:r>
-      <w:proofErr w:type="spellStart"/>
-      <w:r>
-        <w:rPr>
-          <w:lang w:val="en-PK"/>
-        </w:rPr>
-        <w:t>len</w:t>
-      </w:r>
-      <w:proofErr w:type="spellEnd"/>
-      <w:r>
-        <w:rPr>
-          <w:lang w:val="en-PK"/>
-        </w:rPr>
-        <w:t xml:space="preserve"> = </w:t>
-      </w:r>
-      <w:proofErr w:type="spellStart"/>
-      <w:r>
-        <w:rPr>
-          <w:lang w:val="en-PK"/>
-        </w:rPr>
-        <w:t>Math.min</w:t>
-      </w:r>
-      <w:proofErr w:type="spellEnd"/>
-      <w:r>
-        <w:rPr>
-          <w:lang w:val="en-PK"/>
-        </w:rPr>
-        <w:t>(</w:t>
-      </w:r>
-      <w:proofErr w:type="spellStart"/>
-      <w:r>
-        <w:rPr>
-          <w:lang w:val="en-PK"/>
-        </w:rPr>
-        <w:t>len</w:t>
-      </w:r>
-      <w:proofErr w:type="spellEnd"/>
-      <w:r>
-        <w:rPr>
-          <w:lang w:val="en-PK"/>
-        </w:rPr>
-        <w:t>, right - left + 1);</w:t>
-      </w:r>
     </w:p>
     <w:p>
       <w:pPr>
@@ -6355,54 +5738,40 @@
         <w:rPr>
           <w:lang w:val="en-PK"/>
         </w:rPr>
-        <w:t>        if(</w:t>
-      </w:r>
-      <w:proofErr w:type="spellStart"/>
-      <w:r>
-        <w:rPr>
-          <w:lang w:val="en-PK"/>
-        </w:rPr>
-        <w:t>len</w:t>
-      </w:r>
-      <w:proofErr w:type="spellEnd"/>
-      <w:r>
-        <w:rPr>
-          <w:lang w:val="en-PK"/>
-        </w:rPr>
-        <w:t xml:space="preserve"> == 100000)</w:t>
-      </w:r>
-    </w:p>
-    <w:p>
-      <w:pPr>
-        <w:rPr>
-          <w:lang w:val="en-PK"/>
-        </w:rPr>
-      </w:pPr>
-      <w:r>
-        <w:rPr>
-          <w:lang w:val="en-PK"/>
-        </w:rPr>
-        <w:t>           return 0;</w:t>
-      </w:r>
-    </w:p>
-    <w:p>
-      <w:pPr>
-        <w:rPr>
-          <w:lang w:val="en-PK"/>
-        </w:rPr>
-      </w:pPr>
-    </w:p>
-    <w:p>
-      <w:pPr>
-        <w:rPr>
-          <w:lang w:val="en-PK"/>
-        </w:rPr>
-      </w:pPr>
-      <w:r>
-        <w:rPr>
-          <w:lang w:val="en-PK"/>
-        </w:rPr>
-        <w:t>        return len+1;</w:t>
+        <w:t xml:space="preserve">  </w:t>
+      </w:r>
+    </w:p>
+    <w:p>
+      <w:pPr>
+        <w:rPr>
+          <w:lang w:val="en-PK"/>
+        </w:rPr>
+      </w:pPr>
+    </w:p>
+    <w:p>
+      <w:pPr>
+        <w:rPr>
+          <w:lang w:val="en-PK"/>
+        </w:rPr>
+      </w:pPr>
+      <w:r>
+        <w:rPr>
+          <w:lang w:val="en-PK"/>
+        </w:rPr>
+        <w:t>        return  minLength == Integer.MAX_VALUE ? "" : s.substring(myStart, myStart +  minLength);</w:t>
+      </w:r>
+    </w:p>
+    <w:p>
+      <w:pPr>
+        <w:rPr>
+          <w:lang w:val="en-PK"/>
+        </w:rPr>
+      </w:pPr>
+      <w:r>
+        <w:rPr>
+          <w:lang w:val="en-PK"/>
+        </w:rPr>
+        <w:br/>
       </w:r>
     </w:p>
     <w:p>
@@ -6430,13 +5799,472 @@
         </w:rPr>
         <w:t>    }</w:t>
       </w:r>
-    </w:p>
-    <w:p>
-      <w:pPr>
-        <w:rPr>
-          <w:lang w:val="en-PK"/>
-        </w:rPr>
-      </w:pPr>
+      <w:r>
+        <w:rPr>
+          <w:lang w:val="en-PK"/>
+        </w:rPr>
+        <w:t xml:space="preserve">       }</w:t>
+      </w:r>
+    </w:p>
+    <w:p>
+      <w:pPr>
+        <w:rPr>
+          <w:lang w:val="en-PK"/>
+        </w:rPr>
+      </w:pPr>
+    </w:p>
+    <w:p>
+      <w:pPr>
+        <w:rPr>
+          <w:lang w:val="en-PK"/>
+        </w:rPr>
+      </w:pPr>
+    </w:p>
+    <w:p>
+      <w:pPr>
+        <w:rPr>
+          <w:lang w:val="en-PK"/>
+        </w:rPr>
+      </w:pPr>
+    </w:p>
+    <w:p>
+      <w:pPr>
+        <w:rPr>
+          <w:lang w:val="en-PK"/>
+        </w:rPr>
+      </w:pPr>
+      <w:hyperlink r:id="rId13" w:history="1">
+        <w:r>
+          <w:rPr>
+            <w:rStyle w:val="Hyperlink"/>
+            <w:b/>
+            <w:bCs/>
+          </w:rPr>
+          <w:t>Find K Closest Elements</w:t>
+        </w:r>
+      </w:hyperlink>
+    </w:p>
+    <w:p>
+      <w:pPr>
+        <w:pStyle w:val="ListParagraph"/>
+        <w:numPr>
+          <w:ilvl w:val="0"/>
+          <w:numId w:val="11"/>
+        </w:numPr>
+        <w:rPr>
+          <w:lang w:val="en-PK"/>
+        </w:rPr>
+      </w:pPr>
+      <w:r>
+        <w:rPr>
+          <w:lang w:val="en-PK"/>
+        </w:rPr>
+        <w:t>Skip from either left or right depending on distance</w:t>
+      </w:r>
+    </w:p>
+    <w:p>
+      <w:pPr>
+        <w:pStyle w:val="ListParagraph"/>
+        <w:numPr>
+          <w:ilvl w:val="0"/>
+          <w:numId w:val="11"/>
+        </w:numPr>
+        <w:rPr>
+          <w:lang w:val="en-PK"/>
+        </w:rPr>
+      </w:pPr>
+      <w:r>
+        <w:rPr>
+          <w:lang w:val="en-PK"/>
+        </w:rPr>
+        <w:t>Skip right as right greater than left in case of equal distance as right side elements greater than left side</w:t>
+      </w:r>
+    </w:p>
+    <w:p>
+      <w:pPr>
+        <w:rPr>
+          <w:lang w:val="en-PK"/>
+        </w:rPr>
+      </w:pPr>
+    </w:p>
+    <w:p>
+      <w:pPr>
+        <w:rPr>
+          <w:lang w:val="en-PK"/>
+        </w:rPr>
+      </w:pPr>
+      <w:r>
+        <w:rPr>
+          <w:lang w:val="en-PK"/>
+        </w:rPr>
+        <w:t>class Solution {</w:t>
+      </w:r>
+    </w:p>
+    <w:p>
+      <w:pPr>
+        <w:rPr>
+          <w:lang w:val="en-PK"/>
+        </w:rPr>
+      </w:pPr>
+      <w:r>
+        <w:rPr>
+          <w:lang w:val="en-PK"/>
+        </w:rPr>
+        <w:t>    public List&lt;Integer&gt; findClosestElements(int[] arr, int k, int x) {</w:t>
+      </w:r>
+    </w:p>
+    <w:p>
+      <w:pPr>
+        <w:rPr>
+          <w:lang w:val="en-PK"/>
+        </w:rPr>
+      </w:pPr>
+    </w:p>
+    <w:p>
+      <w:pPr>
+        <w:rPr>
+          <w:lang w:val="en-PK"/>
+        </w:rPr>
+      </w:pPr>
+      <w:r>
+        <w:rPr>
+          <w:lang w:val="en-PK"/>
+        </w:rPr>
+        <w:t xml:space="preserve">    </w:t>
+      </w:r>
+    </w:p>
+    <w:p>
+      <w:pPr>
+        <w:rPr>
+          <w:lang w:val="en-PK"/>
+        </w:rPr>
+      </w:pPr>
+      <w:r>
+        <w:rPr>
+          <w:lang w:val="en-PK"/>
+        </w:rPr>
+        <w:t>        // 1,2,3,4,5</w:t>
+      </w:r>
+    </w:p>
+    <w:p>
+      <w:pPr>
+        <w:rPr>
+          <w:lang w:val="en-PK"/>
+        </w:rPr>
+      </w:pPr>
+      <w:r>
+        <w:rPr>
+          <w:lang w:val="en-PK"/>
+        </w:rPr>
+        <w:t>        int start = 0;</w:t>
+      </w:r>
+    </w:p>
+    <w:p>
+      <w:pPr>
+        <w:rPr>
+          <w:lang w:val="en-PK"/>
+        </w:rPr>
+      </w:pPr>
+      <w:r>
+        <w:rPr>
+          <w:lang w:val="en-PK"/>
+        </w:rPr>
+        <w:t>        int end = arr.length - 1;</w:t>
+      </w:r>
+    </w:p>
+    <w:p>
+      <w:pPr>
+        <w:rPr>
+          <w:lang w:val="en-PK"/>
+        </w:rPr>
+      </w:pPr>
+      <w:r>
+        <w:rPr>
+          <w:lang w:val="en-PK"/>
+        </w:rPr>
+        <w:t>        // data sorted so can skip elements from right end or left end</w:t>
+      </w:r>
+    </w:p>
+    <w:p>
+      <w:pPr>
+        <w:rPr>
+          <w:lang w:val="en-PK"/>
+        </w:rPr>
+      </w:pPr>
+      <w:r>
+        <w:rPr>
+          <w:lang w:val="en-PK"/>
+        </w:rPr>
+        <w:t xml:space="preserve">        while(end - start &gt;=k ) </w:t>
+      </w:r>
+    </w:p>
+    <w:p>
+      <w:pPr>
+        <w:rPr>
+          <w:lang w:val="en-PK"/>
+        </w:rPr>
+      </w:pPr>
+      <w:r>
+        <w:rPr>
+          <w:lang w:val="en-PK"/>
+        </w:rPr>
+        <w:t xml:space="preserve">        </w:t>
+      </w:r>
+    </w:p>
+    <w:p>
+      <w:pPr>
+        <w:rPr>
+          <w:lang w:val="en-PK"/>
+        </w:rPr>
+      </w:pPr>
+      <w:r>
+        <w:rPr>
+          <w:lang w:val="en-PK"/>
+        </w:rPr>
+        <w:t>        {</w:t>
+      </w:r>
+    </w:p>
+    <w:p>
+      <w:pPr>
+        <w:rPr>
+          <w:lang w:val="en-PK"/>
+        </w:rPr>
+      </w:pPr>
+      <w:r>
+        <w:rPr>
+          <w:lang w:val="en-PK"/>
+        </w:rPr>
+        <w:t>            if(Math.abs(x - arr[start]) &gt; Math.abs(x - arr[end]))</w:t>
+      </w:r>
+    </w:p>
+    <w:p>
+      <w:pPr>
+        <w:rPr>
+          <w:lang w:val="en-PK"/>
+        </w:rPr>
+      </w:pPr>
+      <w:r>
+        <w:rPr>
+          <w:lang w:val="en-PK"/>
+        </w:rPr>
+        <w:t xml:space="preserve">            </w:t>
+      </w:r>
+    </w:p>
+    <w:p>
+      <w:pPr>
+        <w:rPr>
+          <w:lang w:val="en-PK"/>
+        </w:rPr>
+      </w:pPr>
+      <w:r>
+        <w:rPr>
+          <w:lang w:val="en-PK"/>
+        </w:rPr>
+        <w:t>            {</w:t>
+      </w:r>
+    </w:p>
+    <w:p>
+      <w:pPr>
+        <w:rPr>
+          <w:lang w:val="en-PK"/>
+        </w:rPr>
+      </w:pPr>
+      <w:r>
+        <w:rPr>
+          <w:lang w:val="en-PK"/>
+        </w:rPr>
+        <w:t>                start +=1;</w:t>
+      </w:r>
+    </w:p>
+    <w:p>
+      <w:pPr>
+        <w:rPr>
+          <w:lang w:val="en-PK"/>
+        </w:rPr>
+      </w:pPr>
+      <w:r>
+        <w:rPr>
+          <w:lang w:val="en-PK"/>
+        </w:rPr>
+        <w:t>            }</w:t>
+      </w:r>
+    </w:p>
+    <w:p>
+      <w:pPr>
+        <w:rPr>
+          <w:lang w:val="en-PK"/>
+        </w:rPr>
+      </w:pPr>
+      <w:r>
+        <w:rPr>
+          <w:lang w:val="en-PK"/>
+        </w:rPr>
+        <w:t>            // equal then skip from right as right greater than left due to sorted data</w:t>
+      </w:r>
+    </w:p>
+    <w:p>
+      <w:pPr>
+        <w:rPr>
+          <w:lang w:val="en-PK"/>
+        </w:rPr>
+      </w:pPr>
+      <w:r>
+        <w:rPr>
+          <w:lang w:val="en-PK"/>
+        </w:rPr>
+        <w:t>            else {</w:t>
+      </w:r>
+    </w:p>
+    <w:p>
+      <w:pPr>
+        <w:rPr>
+          <w:lang w:val="en-PK"/>
+        </w:rPr>
+      </w:pPr>
+      <w:r>
+        <w:rPr>
+          <w:lang w:val="en-PK"/>
+        </w:rPr>
+        <w:t>                end-=1;</w:t>
+      </w:r>
+    </w:p>
+    <w:p>
+      <w:pPr>
+        <w:rPr>
+          <w:lang w:val="en-PK"/>
+        </w:rPr>
+      </w:pPr>
+      <w:r>
+        <w:rPr>
+          <w:lang w:val="en-PK"/>
+        </w:rPr>
+        <w:t>            }</w:t>
+      </w:r>
+    </w:p>
+    <w:p>
+      <w:pPr>
+        <w:rPr>
+          <w:lang w:val="en-PK"/>
+        </w:rPr>
+      </w:pPr>
+      <w:r>
+        <w:rPr>
+          <w:lang w:val="en-PK"/>
+        </w:rPr>
+        <w:t>        }</w:t>
+      </w:r>
+    </w:p>
+    <w:p>
+      <w:pPr>
+        <w:rPr>
+          <w:lang w:val="en-PK"/>
+        </w:rPr>
+      </w:pPr>
+    </w:p>
+    <w:p>
+      <w:pPr>
+        <w:rPr>
+          <w:lang w:val="en-PK"/>
+        </w:rPr>
+      </w:pPr>
+      <w:r>
+        <w:rPr>
+          <w:lang w:val="en-PK"/>
+        </w:rPr>
+        <w:t>        List&lt;Integer&gt; result = new ArrayList&lt;&gt;(k);</w:t>
+      </w:r>
+    </w:p>
+    <w:p>
+      <w:pPr>
+        <w:rPr>
+          <w:lang w:val="en-PK"/>
+        </w:rPr>
+      </w:pPr>
+      <w:r>
+        <w:rPr>
+          <w:lang w:val="en-PK"/>
+        </w:rPr>
+        <w:t>        for (int i = start; i &lt;= end; i++) {</w:t>
+      </w:r>
+    </w:p>
+    <w:p>
+      <w:pPr>
+        <w:rPr>
+          <w:lang w:val="en-PK"/>
+        </w:rPr>
+      </w:pPr>
+      <w:r>
+        <w:rPr>
+          <w:lang w:val="en-PK"/>
+        </w:rPr>
+        <w:t>            result.add(arr[i]);</w:t>
+      </w:r>
+    </w:p>
+    <w:p>
+      <w:pPr>
+        <w:rPr>
+          <w:lang w:val="en-PK"/>
+        </w:rPr>
+      </w:pPr>
+      <w:r>
+        <w:rPr>
+          <w:lang w:val="en-PK"/>
+        </w:rPr>
+        <w:t>        }</w:t>
+      </w:r>
+    </w:p>
+    <w:p>
+      <w:pPr>
+        <w:rPr>
+          <w:lang w:val="en-PK"/>
+        </w:rPr>
+      </w:pPr>
+    </w:p>
+    <w:p>
+      <w:pPr>
+        <w:rPr>
+          <w:lang w:val="en-PK"/>
+        </w:rPr>
+      </w:pPr>
+      <w:r>
+        <w:rPr>
+          <w:lang w:val="en-PK"/>
+        </w:rPr>
+        <w:t>        return result;</w:t>
+      </w:r>
+    </w:p>
+    <w:p>
+      <w:pPr>
+        <w:rPr>
+          <w:lang w:val="en-PK"/>
+        </w:rPr>
+      </w:pPr>
+    </w:p>
+    <w:p>
+      <w:pPr>
+        <w:rPr>
+          <w:lang w:val="en-PK"/>
+        </w:rPr>
+      </w:pPr>
+      <w:r>
+        <w:rPr>
+          <w:lang w:val="en-PK"/>
+        </w:rPr>
+        <w:t xml:space="preserve">        </w:t>
+      </w:r>
+    </w:p>
+    <w:p>
+      <w:pPr>
+        <w:rPr>
+          <w:lang w:val="en-PK"/>
+        </w:rPr>
+      </w:pPr>
+      <w:r>
+        <w:rPr>
+          <w:lang w:val="en-PK"/>
+        </w:rPr>
+        <w:t>    }</w:t>
+      </w:r>
     </w:p>
     <w:p>
       <w:pPr>
@@ -6457,6 +6285,480 @@
           <w:lang w:val="en-PK"/>
         </w:rPr>
       </w:pPr>
+      <w:hyperlink r:id="rId14" w:history="1">
+        <w:r>
+          <w:rPr>
+            <w:rStyle w:val="Hyperlink"/>
+            <w:b/>
+            <w:bCs/>
+          </w:rPr>
+          <w:t>Sliding Window Maximum</w:t>
+        </w:r>
+      </w:hyperlink>
+    </w:p>
+    <w:p>
+      <w:pPr>
+        <w:rPr>
+          <w:lang w:val="en-PK"/>
+        </w:rPr>
+      </w:pPr>
+    </w:p>
+    <w:p>
+      <w:pPr>
+        <w:pStyle w:val="ListParagraph"/>
+        <w:numPr>
+          <w:ilvl w:val="0"/>
+          <w:numId w:val="12"/>
+        </w:numPr>
+        <w:rPr>
+          <w:lang w:val="en-PK"/>
+        </w:rPr>
+      </w:pPr>
+      <w:r>
+        <w:rPr>
+          <w:lang w:val="en-PK"/>
+        </w:rPr>
+        <w:t>Add in tree map</w:t>
+      </w:r>
+    </w:p>
+    <w:p>
+      <w:pPr>
+        <w:pStyle w:val="ListParagraph"/>
+        <w:numPr>
+          <w:ilvl w:val="0"/>
+          <w:numId w:val="12"/>
+        </w:numPr>
+        <w:rPr>
+          <w:lang w:val="en-PK"/>
+        </w:rPr>
+      </w:pPr>
+      <w:r>
+        <w:rPr>
+          <w:lang w:val="en-PK"/>
+        </w:rPr>
+        <w:t>When i becomes equals to k -1 pick last key</w:t>
+      </w:r>
+    </w:p>
+    <w:p>
+      <w:pPr>
+        <w:pStyle w:val="ListParagraph"/>
+        <w:numPr>
+          <w:ilvl w:val="0"/>
+          <w:numId w:val="12"/>
+        </w:numPr>
+        <w:rPr>
+          <w:lang w:val="en-PK"/>
+        </w:rPr>
+      </w:pPr>
+      <w:r>
+        <w:rPr>
+          <w:lang w:val="en-PK"/>
+        </w:rPr>
+        <w:t>When i becomes equals to k, then remove element from map, if frequency is 1 then remove it or else do -1 in frequency of element</w:t>
+      </w:r>
+    </w:p>
+    <w:p>
+      <w:pPr>
+        <w:pStyle w:val="ListParagraph"/>
+        <w:numPr>
+          <w:ilvl w:val="0"/>
+          <w:numId w:val="12"/>
+        </w:numPr>
+        <w:rPr>
+          <w:lang w:val="en-PK"/>
+        </w:rPr>
+      </w:pPr>
+      <w:r>
+        <w:rPr>
+          <w:lang w:val="en-PK"/>
+        </w:rPr>
+        <w:t>I is current element</w:t>
+      </w:r>
+    </w:p>
+    <w:p>
+      <w:pPr>
+        <w:rPr>
+          <w:lang w:val="en-PK"/>
+        </w:rPr>
+      </w:pPr>
+    </w:p>
+    <w:p>
+      <w:pPr>
+        <w:rPr>
+          <w:lang w:val="en-PK"/>
+        </w:rPr>
+      </w:pPr>
+      <w:r>
+        <w:rPr>
+          <w:lang w:val="en-PK"/>
+        </w:rPr>
+        <w:t>class Solution {</w:t>
+      </w:r>
+    </w:p>
+    <w:p>
+      <w:pPr>
+        <w:rPr>
+          <w:lang w:val="en-PK"/>
+        </w:rPr>
+      </w:pPr>
+      <w:r>
+        <w:rPr>
+          <w:lang w:val="en-PK"/>
+        </w:rPr>
+        <w:t>    public int[] maxSlidingWindow(int[] nums, int k) {</w:t>
+      </w:r>
+    </w:p>
+    <w:p>
+      <w:pPr>
+        <w:rPr>
+          <w:lang w:val="en-PK"/>
+        </w:rPr>
+      </w:pPr>
+      <w:r>
+        <w:rPr>
+          <w:lang w:val="en-PK"/>
+        </w:rPr>
+        <w:t>    int n = nums.length;</w:t>
+      </w:r>
+    </w:p>
+    <w:p>
+      <w:pPr>
+        <w:rPr>
+          <w:lang w:val="en-PK"/>
+        </w:rPr>
+      </w:pPr>
+      <w:r>
+        <w:rPr>
+          <w:lang w:val="en-PK"/>
+        </w:rPr>
+        <w:t>    int[] result = new int[n - k + 1];</w:t>
+      </w:r>
+    </w:p>
+    <w:p>
+      <w:pPr>
+        <w:rPr>
+          <w:lang w:val="en-PK"/>
+        </w:rPr>
+      </w:pPr>
+      <w:r>
+        <w:rPr>
+          <w:lang w:val="en-PK"/>
+        </w:rPr>
+        <w:t>    TreeMap&lt;Integer, Integer&gt; map = new TreeMap&lt;&gt;();</w:t>
+      </w:r>
+    </w:p>
+    <w:p>
+      <w:pPr>
+        <w:rPr>
+          <w:lang w:val="en-PK"/>
+        </w:rPr>
+      </w:pPr>
+    </w:p>
+    <w:p>
+      <w:pPr>
+        <w:rPr>
+          <w:lang w:val="en-PK"/>
+        </w:rPr>
+      </w:pPr>
+      <w:r>
+        <w:rPr>
+          <w:lang w:val="en-PK"/>
+        </w:rPr>
+        <w:t>    for (int i = 0; i &lt; n; i++) {</w:t>
+      </w:r>
+    </w:p>
+    <w:p>
+      <w:pPr>
+        <w:rPr>
+          <w:lang w:val="en-PK"/>
+        </w:rPr>
+      </w:pPr>
+      <w:r>
+        <w:rPr>
+          <w:lang w:val="en-PK"/>
+        </w:rPr>
+        <w:t xml:space="preserve">        </w:t>
+      </w:r>
+    </w:p>
+    <w:p>
+      <w:pPr>
+        <w:rPr>
+          <w:lang w:val="en-PK"/>
+        </w:rPr>
+      </w:pPr>
+      <w:r>
+        <w:rPr>
+          <w:lang w:val="en-PK"/>
+        </w:rPr>
+        <w:t>        // Add current element</w:t>
+      </w:r>
+    </w:p>
+    <w:p>
+      <w:pPr>
+        <w:rPr>
+          <w:lang w:val="en-PK"/>
+        </w:rPr>
+      </w:pPr>
+      <w:r>
+        <w:rPr>
+          <w:lang w:val="en-PK"/>
+        </w:rPr>
+        <w:t>        map.put(nums[i], map.getOrDefault(nums[i], 0) + 1);</w:t>
+      </w:r>
+    </w:p>
+    <w:p>
+      <w:pPr>
+        <w:rPr>
+          <w:lang w:val="en-PK"/>
+        </w:rPr>
+      </w:pPr>
+    </w:p>
+    <w:p>
+      <w:pPr>
+        <w:rPr>
+          <w:lang w:val="en-PK"/>
+        </w:rPr>
+      </w:pPr>
+      <w:r>
+        <w:rPr>
+          <w:lang w:val="en-PK"/>
+        </w:rPr>
+        <w:t>        // Remove element going out of window</w:t>
+      </w:r>
+    </w:p>
+    <w:p>
+      <w:pPr>
+        <w:rPr>
+          <w:lang w:val="en-PK"/>
+        </w:rPr>
+      </w:pPr>
+      <w:r>
+        <w:rPr>
+          <w:lang w:val="en-PK"/>
+        </w:rPr>
+        <w:t>        if (i &gt;= k) {</w:t>
+      </w:r>
+    </w:p>
+    <w:p>
+      <w:pPr>
+        <w:rPr>
+          <w:lang w:val="en-PK"/>
+        </w:rPr>
+      </w:pPr>
+      <w:r>
+        <w:rPr>
+          <w:lang w:val="en-PK"/>
+        </w:rPr>
+        <w:t>            int out = nums[i - k];</w:t>
+      </w:r>
+    </w:p>
+    <w:p>
+      <w:pPr>
+        <w:rPr>
+          <w:lang w:val="en-PK"/>
+        </w:rPr>
+      </w:pPr>
+      <w:r>
+        <w:rPr>
+          <w:lang w:val="en-PK"/>
+        </w:rPr>
+        <w:t>            if (map.get(out) == 1) map.remove(out);</w:t>
+      </w:r>
+    </w:p>
+    <w:p>
+      <w:pPr>
+        <w:rPr>
+          <w:lang w:val="en-PK"/>
+        </w:rPr>
+      </w:pPr>
+      <w:r>
+        <w:rPr>
+          <w:lang w:val="en-PK"/>
+        </w:rPr>
+        <w:t>            else map.put(out, map.get(out) - 1);</w:t>
+      </w:r>
+    </w:p>
+    <w:p>
+      <w:pPr>
+        <w:rPr>
+          <w:lang w:val="en-PK"/>
+        </w:rPr>
+      </w:pPr>
+      <w:r>
+        <w:rPr>
+          <w:lang w:val="en-PK"/>
+        </w:rPr>
+        <w:t>        }</w:t>
+      </w:r>
+    </w:p>
+    <w:p>
+      <w:pPr>
+        <w:rPr>
+          <w:lang w:val="en-PK"/>
+        </w:rPr>
+      </w:pPr>
+    </w:p>
+    <w:p>
+      <w:pPr>
+        <w:rPr>
+          <w:lang w:val="en-PK"/>
+        </w:rPr>
+      </w:pPr>
+      <w:r>
+        <w:rPr>
+          <w:lang w:val="en-PK"/>
+        </w:rPr>
+        <w:lastRenderedPageBreak/>
+        <w:t>        // Add max to result</w:t>
+      </w:r>
+    </w:p>
+    <w:p>
+      <w:pPr>
+        <w:rPr>
+          <w:lang w:val="en-PK"/>
+        </w:rPr>
+      </w:pPr>
+      <w:r>
+        <w:rPr>
+          <w:lang w:val="en-PK"/>
+        </w:rPr>
+        <w:t>        if (i &gt;= k - 1) {</w:t>
+      </w:r>
+    </w:p>
+    <w:p>
+      <w:pPr>
+        <w:rPr>
+          <w:lang w:val="en-PK"/>
+        </w:rPr>
+      </w:pPr>
+      <w:r>
+        <w:rPr>
+          <w:lang w:val="en-PK"/>
+        </w:rPr>
+        <w:t>            result[i - k + 1] = map.lastKey(); // max in current window</w:t>
+      </w:r>
+    </w:p>
+    <w:p>
+      <w:pPr>
+        <w:rPr>
+          <w:lang w:val="en-PK"/>
+        </w:rPr>
+      </w:pPr>
+      <w:r>
+        <w:rPr>
+          <w:lang w:val="en-PK"/>
+        </w:rPr>
+        <w:t>        }</w:t>
+      </w:r>
+    </w:p>
+    <w:p>
+      <w:pPr>
+        <w:rPr>
+          <w:lang w:val="en-PK"/>
+        </w:rPr>
+      </w:pPr>
+      <w:r>
+        <w:rPr>
+          <w:lang w:val="en-PK"/>
+        </w:rPr>
+        <w:t>    }</w:t>
+      </w:r>
+    </w:p>
+    <w:p>
+      <w:pPr>
+        <w:rPr>
+          <w:lang w:val="en-PK"/>
+        </w:rPr>
+      </w:pPr>
+    </w:p>
+    <w:p>
+      <w:pPr>
+        <w:rPr>
+          <w:lang w:val="en-PK"/>
+        </w:rPr>
+      </w:pPr>
+      <w:r>
+        <w:rPr>
+          <w:lang w:val="en-PK"/>
+        </w:rPr>
+        <w:t>    return result;</w:t>
+      </w:r>
+    </w:p>
+    <w:p>
+      <w:pPr>
+        <w:rPr>
+          <w:lang w:val="en-PK"/>
+        </w:rPr>
+      </w:pPr>
+      <w:r>
+        <w:rPr>
+          <w:lang w:val="en-PK"/>
+        </w:rPr>
+        <w:br/>
+      </w:r>
+      <w:r>
+        <w:rPr>
+          <w:lang w:val="en-PK"/>
+        </w:rPr>
+        <w:br/>
+      </w:r>
+      <w:r>
+        <w:rPr>
+          <w:lang w:val="en-PK"/>
+        </w:rPr>
+        <w:br/>
+      </w:r>
+      <w:r>
+        <w:rPr>
+          <w:lang w:val="en-PK"/>
+        </w:rPr>
+        <w:br/>
+      </w:r>
+      <w:r>
+        <w:rPr>
+          <w:lang w:val="en-PK"/>
+        </w:rPr>
+        <w:br/>
+      </w:r>
+    </w:p>
+    <w:p>
+      <w:pPr>
+        <w:rPr>
+          <w:lang w:val="en-PK"/>
+        </w:rPr>
+      </w:pPr>
+      <w:r>
+        <w:rPr>
+          <w:lang w:val="en-PK"/>
+        </w:rPr>
+        <w:t xml:space="preserve">        </w:t>
+      </w:r>
+    </w:p>
+    <w:p>
+      <w:pPr>
+        <w:rPr>
+          <w:lang w:val="en-PK"/>
+        </w:rPr>
+      </w:pPr>
+      <w:r>
+        <w:rPr>
+          <w:lang w:val="en-PK"/>
+        </w:rPr>
+        <w:t>    }</w:t>
+      </w:r>
+    </w:p>
+    <w:p>
+      <w:pPr>
+        <w:rPr>
+          <w:lang w:val="en-PK"/>
+        </w:rPr>
+      </w:pPr>
+      <w:r>
+        <w:rPr>
+          <w:lang w:val="en-PK"/>
+        </w:rPr>
+        <w:t>}</w:t>
+      </w:r>
     </w:p>
     <w:p>
       <w:pPr>
@@ -6845,6 +7147,119 @@
     </w:lvl>
   </w:abstractNum>
   <w:abstractNum w:abstractNumId="3" w15:restartNumberingAfterBreak="0">
+    <w:nsid w:val="390E1582"/>
+    <w:multiLevelType w:val="hybridMultilevel"/>
+    <w:tmpl w:val="920ECAFC"/>
+    <w:lvl w:ilvl="0" w:tplc="20000001">
+      <w:start w:val="1"/>
+      <w:numFmt w:val="bullet"/>
+      <w:lvlText w:val=""/>
+      <w:lvlJc w:val="left"/>
+      <w:pPr>
+        <w:ind w:left="720" w:hanging="360"/>
+      </w:pPr>
+      <w:rPr>
+        <w:rFonts w:ascii="Symbol" w:hAnsi="Symbol" w:hint="default"/>
+      </w:rPr>
+    </w:lvl>
+    <w:lvl w:ilvl="1" w:tplc="20000003" w:tentative="1">
+      <w:start w:val="1"/>
+      <w:numFmt w:val="bullet"/>
+      <w:lvlText w:val="o"/>
+      <w:lvlJc w:val="left"/>
+      <w:pPr>
+        <w:ind w:left="1440" w:hanging="360"/>
+      </w:pPr>
+      <w:rPr>
+        <w:rFonts w:ascii="Courier New" w:hAnsi="Courier New" w:cs="Courier New" w:hint="default"/>
+      </w:rPr>
+    </w:lvl>
+    <w:lvl w:ilvl="2" w:tplc="20000005" w:tentative="1">
+      <w:start w:val="1"/>
+      <w:numFmt w:val="bullet"/>
+      <w:lvlText w:val=""/>
+      <w:lvlJc w:val="left"/>
+      <w:pPr>
+        <w:ind w:left="2160" w:hanging="360"/>
+      </w:pPr>
+      <w:rPr>
+        <w:rFonts w:ascii="Wingdings" w:hAnsi="Wingdings" w:hint="default"/>
+      </w:rPr>
+    </w:lvl>
+    <w:lvl w:ilvl="3" w:tplc="20000001" w:tentative="1">
+      <w:start w:val="1"/>
+      <w:numFmt w:val="bullet"/>
+      <w:lvlText w:val=""/>
+      <w:lvlJc w:val="left"/>
+      <w:pPr>
+        <w:ind w:left="2880" w:hanging="360"/>
+      </w:pPr>
+      <w:rPr>
+        <w:rFonts w:ascii="Symbol" w:hAnsi="Symbol" w:hint="default"/>
+      </w:rPr>
+    </w:lvl>
+    <w:lvl w:ilvl="4" w:tplc="20000003" w:tentative="1">
+      <w:start w:val="1"/>
+      <w:numFmt w:val="bullet"/>
+      <w:lvlText w:val="o"/>
+      <w:lvlJc w:val="left"/>
+      <w:pPr>
+        <w:ind w:left="3600" w:hanging="360"/>
+      </w:pPr>
+      <w:rPr>
+        <w:rFonts w:ascii="Courier New" w:hAnsi="Courier New" w:cs="Courier New" w:hint="default"/>
+      </w:rPr>
+    </w:lvl>
+    <w:lvl w:ilvl="5" w:tplc="20000005" w:tentative="1">
+      <w:start w:val="1"/>
+      <w:numFmt w:val="bullet"/>
+      <w:lvlText w:val=""/>
+      <w:lvlJc w:val="left"/>
+      <w:pPr>
+        <w:ind w:left="4320" w:hanging="360"/>
+      </w:pPr>
+      <w:rPr>
+        <w:rFonts w:ascii="Wingdings" w:hAnsi="Wingdings" w:hint="default"/>
+      </w:rPr>
+    </w:lvl>
+    <w:lvl w:ilvl="6" w:tplc="20000001" w:tentative="1">
+      <w:start w:val="1"/>
+      <w:numFmt w:val="bullet"/>
+      <w:lvlText w:val=""/>
+      <w:lvlJc w:val="left"/>
+      <w:pPr>
+        <w:ind w:left="5040" w:hanging="360"/>
+      </w:pPr>
+      <w:rPr>
+        <w:rFonts w:ascii="Symbol" w:hAnsi="Symbol" w:hint="default"/>
+      </w:rPr>
+    </w:lvl>
+    <w:lvl w:ilvl="7" w:tplc="20000003" w:tentative="1">
+      <w:start w:val="1"/>
+      <w:numFmt w:val="bullet"/>
+      <w:lvlText w:val="o"/>
+      <w:lvlJc w:val="left"/>
+      <w:pPr>
+        <w:ind w:left="5760" w:hanging="360"/>
+      </w:pPr>
+      <w:rPr>
+        <w:rFonts w:ascii="Courier New" w:hAnsi="Courier New" w:cs="Courier New" w:hint="default"/>
+      </w:rPr>
+    </w:lvl>
+    <w:lvl w:ilvl="8" w:tplc="20000005" w:tentative="1">
+      <w:start w:val="1"/>
+      <w:numFmt w:val="bullet"/>
+      <w:lvlText w:val=""/>
+      <w:lvlJc w:val="left"/>
+      <w:pPr>
+        <w:ind w:left="6480" w:hanging="360"/>
+      </w:pPr>
+      <w:rPr>
+        <w:rFonts w:ascii="Wingdings" w:hAnsi="Wingdings" w:hint="default"/>
+      </w:rPr>
+    </w:lvl>
+  </w:abstractNum>
+  <w:abstractNum w:abstractNumId="4" w15:restartNumberingAfterBreak="0">
     <w:nsid w:val="3C153240"/>
     <w:multiLevelType w:val="hybridMultilevel"/>
     <w:tmpl w:val="F4E6C560"/>
@@ -6957,7 +7372,7 @@
       </w:rPr>
     </w:lvl>
   </w:abstractNum>
-  <w:abstractNum w:abstractNumId="4" w15:restartNumberingAfterBreak="0">
+  <w:abstractNum w:abstractNumId="5" w15:restartNumberingAfterBreak="0">
     <w:nsid w:val="445A65A7"/>
     <w:multiLevelType w:val="hybridMultilevel"/>
     <w:tmpl w:val="29F29E36"/>
@@ -7043,7 +7458,7 @@
       </w:pPr>
     </w:lvl>
   </w:abstractNum>
-  <w:abstractNum w:abstractNumId="5" w15:restartNumberingAfterBreak="0">
+  <w:abstractNum w:abstractNumId="6" w15:restartNumberingAfterBreak="0">
     <w:nsid w:val="45533377"/>
     <w:multiLevelType w:val="hybridMultilevel"/>
     <w:tmpl w:val="2974AC1C"/>
@@ -7156,7 +7571,7 @@
       </w:rPr>
     </w:lvl>
   </w:abstractNum>
-  <w:abstractNum w:abstractNumId="6" w15:restartNumberingAfterBreak="0">
+  <w:abstractNum w:abstractNumId="7" w15:restartNumberingAfterBreak="0">
     <w:nsid w:val="4EED2096"/>
     <w:multiLevelType w:val="hybridMultilevel"/>
     <w:tmpl w:val="84844FDC"/>
@@ -7269,7 +7684,120 @@
       </w:rPr>
     </w:lvl>
   </w:abstractNum>
-  <w:abstractNum w:abstractNumId="7" w15:restartNumberingAfterBreak="0">
+  <w:abstractNum w:abstractNumId="8" w15:restartNumberingAfterBreak="0">
+    <w:nsid w:val="61FA0814"/>
+    <w:multiLevelType w:val="hybridMultilevel"/>
+    <w:tmpl w:val="448E5602"/>
+    <w:lvl w:ilvl="0" w:tplc="20000001">
+      <w:start w:val="1"/>
+      <w:numFmt w:val="bullet"/>
+      <w:lvlText w:val=""/>
+      <w:lvlJc w:val="left"/>
+      <w:pPr>
+        <w:ind w:left="720" w:hanging="360"/>
+      </w:pPr>
+      <w:rPr>
+        <w:rFonts w:ascii="Symbol" w:hAnsi="Symbol" w:hint="default"/>
+      </w:rPr>
+    </w:lvl>
+    <w:lvl w:ilvl="1" w:tplc="20000003" w:tentative="1">
+      <w:start w:val="1"/>
+      <w:numFmt w:val="bullet"/>
+      <w:lvlText w:val="o"/>
+      <w:lvlJc w:val="left"/>
+      <w:pPr>
+        <w:ind w:left="1440" w:hanging="360"/>
+      </w:pPr>
+      <w:rPr>
+        <w:rFonts w:ascii="Courier New" w:hAnsi="Courier New" w:cs="Courier New" w:hint="default"/>
+      </w:rPr>
+    </w:lvl>
+    <w:lvl w:ilvl="2" w:tplc="20000005" w:tentative="1">
+      <w:start w:val="1"/>
+      <w:numFmt w:val="bullet"/>
+      <w:lvlText w:val=""/>
+      <w:lvlJc w:val="left"/>
+      <w:pPr>
+        <w:ind w:left="2160" w:hanging="360"/>
+      </w:pPr>
+      <w:rPr>
+        <w:rFonts w:ascii="Wingdings" w:hAnsi="Wingdings" w:hint="default"/>
+      </w:rPr>
+    </w:lvl>
+    <w:lvl w:ilvl="3" w:tplc="20000001" w:tentative="1">
+      <w:start w:val="1"/>
+      <w:numFmt w:val="bullet"/>
+      <w:lvlText w:val=""/>
+      <w:lvlJc w:val="left"/>
+      <w:pPr>
+        <w:ind w:left="2880" w:hanging="360"/>
+      </w:pPr>
+      <w:rPr>
+        <w:rFonts w:ascii="Symbol" w:hAnsi="Symbol" w:hint="default"/>
+      </w:rPr>
+    </w:lvl>
+    <w:lvl w:ilvl="4" w:tplc="20000003" w:tentative="1">
+      <w:start w:val="1"/>
+      <w:numFmt w:val="bullet"/>
+      <w:lvlText w:val="o"/>
+      <w:lvlJc w:val="left"/>
+      <w:pPr>
+        <w:ind w:left="3600" w:hanging="360"/>
+      </w:pPr>
+      <w:rPr>
+        <w:rFonts w:ascii="Courier New" w:hAnsi="Courier New" w:cs="Courier New" w:hint="default"/>
+      </w:rPr>
+    </w:lvl>
+    <w:lvl w:ilvl="5" w:tplc="20000005" w:tentative="1">
+      <w:start w:val="1"/>
+      <w:numFmt w:val="bullet"/>
+      <w:lvlText w:val=""/>
+      <w:lvlJc w:val="left"/>
+      <w:pPr>
+        <w:ind w:left="4320" w:hanging="360"/>
+      </w:pPr>
+      <w:rPr>
+        <w:rFonts w:ascii="Wingdings" w:hAnsi="Wingdings" w:hint="default"/>
+      </w:rPr>
+    </w:lvl>
+    <w:lvl w:ilvl="6" w:tplc="20000001" w:tentative="1">
+      <w:start w:val="1"/>
+      <w:numFmt w:val="bullet"/>
+      <w:lvlText w:val=""/>
+      <w:lvlJc w:val="left"/>
+      <w:pPr>
+        <w:ind w:left="5040" w:hanging="360"/>
+      </w:pPr>
+      <w:rPr>
+        <w:rFonts w:ascii="Symbol" w:hAnsi="Symbol" w:hint="default"/>
+      </w:rPr>
+    </w:lvl>
+    <w:lvl w:ilvl="7" w:tplc="20000003" w:tentative="1">
+      <w:start w:val="1"/>
+      <w:numFmt w:val="bullet"/>
+      <w:lvlText w:val="o"/>
+      <w:lvlJc w:val="left"/>
+      <w:pPr>
+        <w:ind w:left="5760" w:hanging="360"/>
+      </w:pPr>
+      <w:rPr>
+        <w:rFonts w:ascii="Courier New" w:hAnsi="Courier New" w:cs="Courier New" w:hint="default"/>
+      </w:rPr>
+    </w:lvl>
+    <w:lvl w:ilvl="8" w:tplc="20000005" w:tentative="1">
+      <w:start w:val="1"/>
+      <w:numFmt w:val="bullet"/>
+      <w:lvlText w:val=""/>
+      <w:lvlJc w:val="left"/>
+      <w:pPr>
+        <w:ind w:left="6480" w:hanging="360"/>
+      </w:pPr>
+      <w:rPr>
+        <w:rFonts w:ascii="Wingdings" w:hAnsi="Wingdings" w:hint="default"/>
+      </w:rPr>
+    </w:lvl>
+  </w:abstractNum>
+  <w:abstractNum w:abstractNumId="9" w15:restartNumberingAfterBreak="0">
     <w:nsid w:val="75627645"/>
     <w:multiLevelType w:val="hybridMultilevel"/>
     <w:tmpl w:val="335EEBC4"/>
@@ -7382,7 +7910,7 @@
       </w:rPr>
     </w:lvl>
   </w:abstractNum>
-  <w:abstractNum w:abstractNumId="8" w15:restartNumberingAfterBreak="0">
+  <w:abstractNum w:abstractNumId="10" w15:restartNumberingAfterBreak="0">
     <w:nsid w:val="77072ABA"/>
     <w:multiLevelType w:val="multilevel"/>
     <w:tmpl w:val="A100EBCE"/>
@@ -7497,34 +8025,40 @@
     </w:lvl>
   </w:abstractNum>
   <w:num w:numId="1" w16cid:durableId="1754811861">
-    <w:abstractNumId w:val="4"/>
+    <w:abstractNumId w:val="5"/>
   </w:num>
   <w:num w:numId="2" w16cid:durableId="290282579">
-    <w:abstractNumId w:val="4"/>
+    <w:abstractNumId w:val="5"/>
   </w:num>
   <w:num w:numId="3" w16cid:durableId="1935935932">
-    <w:abstractNumId w:val="8"/>
+    <w:abstractNumId w:val="10"/>
   </w:num>
   <w:num w:numId="4" w16cid:durableId="2118404775">
-    <w:abstractNumId w:val="3"/>
+    <w:abstractNumId w:val="4"/>
   </w:num>
   <w:num w:numId="5" w16cid:durableId="748118859">
     <w:abstractNumId w:val="0"/>
   </w:num>
   <w:num w:numId="6" w16cid:durableId="610624840">
-    <w:abstractNumId w:val="6"/>
+    <w:abstractNumId w:val="7"/>
   </w:num>
   <w:num w:numId="7" w16cid:durableId="974599175">
     <w:abstractNumId w:val="2"/>
   </w:num>
   <w:num w:numId="8" w16cid:durableId="1296377469">
-    <w:abstractNumId w:val="5"/>
+    <w:abstractNumId w:val="6"/>
   </w:num>
   <w:num w:numId="9" w16cid:durableId="901409328">
     <w:abstractNumId w:val="1"/>
   </w:num>
   <w:num w:numId="10" w16cid:durableId="990058359">
-    <w:abstractNumId w:val="7"/>
+    <w:abstractNumId w:val="9"/>
+  </w:num>
+  <w:num w:numId="11" w16cid:durableId="284506553">
+    <w:abstractNumId w:val="3"/>
+  </w:num>
+  <w:num w:numId="12" w16cid:durableId="354383561">
+    <w:abstractNumId w:val="8"/>
   </w:num>
 </w:numbering>
 </file>
